--- a/docs/User_Manual.docx
+++ b/docs/User_Manual.docx
@@ -361,7 +361,7 @@
           <w:color w:val="374151"/>
           <w:sz w:val="21"/>
         </w:rPr>
-        <w:t>Click the upload area under **Bulk Excel CSV Upload** to open your file manager.</w:t>
+        <w:t>Under **Bulk Excel CSV Upload**, configure the **Sync Excel Rows To** platform checkboxes (Shopee TH, Lazada TH, TikTok TH). This determines which connected stores the batch products will be created on.</w:t>
       </w:r>
     </w:p>
     <w:p>
@@ -375,7 +375,7 @@
           <w:color w:val="374151"/>
           <w:sz w:val="21"/>
         </w:rPr>
-        <w:t>Select your completed Excel template spreadsheet (`.xlsx` or `.csv` format) and upload.</w:t>
+        <w:t>Click the upload area or drag-and-drop your completed Excel template spreadsheet (`.xlsx`, `.xls`, or `.csv` format) in the dashed file block.</w:t>
       </w:r>
     </w:p>
     <w:p>
@@ -389,7 +389,7 @@
           <w:color w:val="374151"/>
           <w:sz w:val="21"/>
         </w:rPr>
-        <w:t>The system will parse the rows, validate column schema constraints, create the Master SKUs, and push corresponding listings to Shopee, Lazada, and TikTok Shop.</w:t>
+        <w:t>The system will parse the rows, validate column schema constraints, create the Master SKUs, and push corresponding listings to selected channels.</w:t>
       </w:r>
     </w:p>
     <w:p>
@@ -418,6 +418,1288 @@
           <w:sz w:val="21"/>
         </w:rPr>
         <w:t>To ensure successful uploads, your spreadsheet must contain the following header columns:</w:t>
+      </w:r>
+    </w:p>
+    <w:tbl>
+      <w:tblPr>
+        <w:tblW w:type="auto" w:w="0"/>
+        <w:tblLayout w:type="autofit"/>
+        <w:tblLook w:firstColumn="1" w:firstRow="1" w:lastColumn="0" w:lastRow="0" w:noHBand="0" w:noVBand="1" w:val="04A0"/>
+      </w:tblPr>
+      <w:tblGrid>
+        <w:gridCol w:w="1872"/>
+        <w:gridCol w:w="1872"/>
+        <w:gridCol w:w="1872"/>
+        <w:gridCol w:w="1872"/>
+        <w:gridCol w:w="1872"/>
+      </w:tblGrid>
+      <w:tr>
+        <w:tc>
+          <w:tcPr>
+            <w:tcW w:type="dxa" w:w="1872"/>
+            <w:shd w:fill="6366F1"/>
+            <w:tcMar>
+              <w:top w:w="100" w:type="dxa"/>
+              <w:bottom w:w="100" w:type="dxa"/>
+              <w:left w:w="150" w:type="dxa"/>
+              <w:right w:w="150" w:type="dxa"/>
+            </w:tcMar>
+          </w:tcPr>
+          <w:p>
+            <w:r>
+              <w:rPr>
+                <w:rFonts w:ascii="Segoe UI" w:hAnsi="Segoe UI"/>
+                <w:b/>
+                <w:color w:val="FFFFFF"/>
+                <w:sz w:val="19"/>
+              </w:rPr>
+              <w:t>Column Header</w:t>
+            </w:r>
+          </w:p>
+        </w:tc>
+        <w:tc>
+          <w:tcPr>
+            <w:tcW w:type="dxa" w:w="1872"/>
+            <w:shd w:fill="6366F1"/>
+            <w:tcMar>
+              <w:top w:w="100" w:type="dxa"/>
+              <w:bottom w:w="100" w:type="dxa"/>
+              <w:left w:w="150" w:type="dxa"/>
+              <w:right w:w="150" w:type="dxa"/>
+            </w:tcMar>
+          </w:tcPr>
+          <w:p>
+            <w:r>
+              <w:rPr>
+                <w:rFonts w:ascii="Segoe UI" w:hAnsi="Segoe UI"/>
+                <w:b/>
+                <w:color w:val="FFFFFF"/>
+                <w:sz w:val="19"/>
+              </w:rPr>
+              <w:t>Data Type</w:t>
+            </w:r>
+          </w:p>
+        </w:tc>
+        <w:tc>
+          <w:tcPr>
+            <w:tcW w:type="dxa" w:w="1872"/>
+            <w:shd w:fill="6366F1"/>
+            <w:tcMar>
+              <w:top w:w="100" w:type="dxa"/>
+              <w:bottom w:w="100" w:type="dxa"/>
+              <w:left w:w="150" w:type="dxa"/>
+              <w:right w:w="150" w:type="dxa"/>
+            </w:tcMar>
+          </w:tcPr>
+          <w:p>
+            <w:r>
+              <w:rPr>
+                <w:rFonts w:ascii="Segoe UI" w:hAnsi="Segoe UI"/>
+                <w:b/>
+                <w:color w:val="FFFFFF"/>
+                <w:sz w:val="19"/>
+              </w:rPr>
+              <w:t>Required</w:t>
+            </w:r>
+          </w:p>
+        </w:tc>
+        <w:tc>
+          <w:tcPr>
+            <w:tcW w:type="dxa" w:w="1872"/>
+            <w:shd w:fill="6366F1"/>
+            <w:tcMar>
+              <w:top w:w="100" w:type="dxa"/>
+              <w:bottom w:w="100" w:type="dxa"/>
+              <w:left w:w="150" w:type="dxa"/>
+              <w:right w:w="150" w:type="dxa"/>
+            </w:tcMar>
+          </w:tcPr>
+          <w:p>
+            <w:r>
+              <w:rPr>
+                <w:rFonts w:ascii="Segoe UI" w:hAnsi="Segoe UI"/>
+                <w:b/>
+                <w:color w:val="FFFFFF"/>
+                <w:sz w:val="19"/>
+              </w:rPr>
+              <w:t>Sample Value</w:t>
+            </w:r>
+          </w:p>
+        </w:tc>
+        <w:tc>
+          <w:tcPr>
+            <w:tcW w:type="dxa" w:w="1872"/>
+            <w:shd w:fill="6366F1"/>
+            <w:tcMar>
+              <w:top w:w="100" w:type="dxa"/>
+              <w:bottom w:w="100" w:type="dxa"/>
+              <w:left w:w="150" w:type="dxa"/>
+              <w:right w:w="150" w:type="dxa"/>
+            </w:tcMar>
+          </w:tcPr>
+          <w:p>
+            <w:r>
+              <w:rPr>
+                <w:rFonts w:ascii="Segoe UI" w:hAnsi="Segoe UI"/>
+                <w:b/>
+                <w:color w:val="FFFFFF"/>
+                <w:sz w:val="19"/>
+              </w:rPr>
+              <w:t>Description</w:t>
+            </w:r>
+          </w:p>
+        </w:tc>
+      </w:tr>
+      <w:tr>
+        <w:tc>
+          <w:tcPr>
+            <w:tcW w:type="dxa" w:w="1872"/>
+            <w:shd w:fill="FFFFFF"/>
+            <w:tcMar>
+              <w:top w:w="100" w:type="dxa"/>
+              <w:bottom w:w="100" w:type="dxa"/>
+              <w:left w:w="150" w:type="dxa"/>
+              <w:right w:w="150" w:type="dxa"/>
+            </w:tcMar>
+          </w:tcPr>
+          <w:p>
+            <w:r>
+              <w:rPr>
+                <w:rFonts w:ascii="Segoe UI" w:hAnsi="Segoe UI"/>
+                <w:color w:val="374151"/>
+                <w:sz w:val="18"/>
+              </w:rPr>
+              <w:t>**master_sku**</w:t>
+            </w:r>
+          </w:p>
+        </w:tc>
+        <w:tc>
+          <w:tcPr>
+            <w:tcW w:type="dxa" w:w="1872"/>
+            <w:shd w:fill="FFFFFF"/>
+            <w:tcMar>
+              <w:top w:w="100" w:type="dxa"/>
+              <w:bottom w:w="100" w:type="dxa"/>
+              <w:left w:w="150" w:type="dxa"/>
+              <w:right w:w="150" w:type="dxa"/>
+            </w:tcMar>
+          </w:tcPr>
+          <w:p>
+            <w:r>
+              <w:rPr>
+                <w:rFonts w:ascii="Segoe UI" w:hAnsi="Segoe UI"/>
+                <w:color w:val="374151"/>
+                <w:sz w:val="18"/>
+              </w:rPr>
+              <w:t>String</w:t>
+            </w:r>
+          </w:p>
+        </w:tc>
+        <w:tc>
+          <w:tcPr>
+            <w:tcW w:type="dxa" w:w="1872"/>
+            <w:shd w:fill="FFFFFF"/>
+            <w:tcMar>
+              <w:top w:w="100" w:type="dxa"/>
+              <w:bottom w:w="100" w:type="dxa"/>
+              <w:left w:w="150" w:type="dxa"/>
+              <w:right w:w="150" w:type="dxa"/>
+            </w:tcMar>
+          </w:tcPr>
+          <w:p>
+            <w:r>
+              <w:rPr>
+                <w:rFonts w:ascii="Segoe UI" w:hAnsi="Segoe UI"/>
+                <w:color w:val="374151"/>
+                <w:sz w:val="18"/>
+              </w:rPr>
+              <w:t>Yes</w:t>
+            </w:r>
+          </w:p>
+        </w:tc>
+        <w:tc>
+          <w:tcPr>
+            <w:tcW w:type="dxa" w:w="1872"/>
+            <w:shd w:fill="FFFFFF"/>
+            <w:tcMar>
+              <w:top w:w="100" w:type="dxa"/>
+              <w:bottom w:w="100" w:type="dxa"/>
+              <w:left w:w="150" w:type="dxa"/>
+              <w:right w:w="150" w:type="dxa"/>
+            </w:tcMar>
+          </w:tcPr>
+          <w:p>
+            <w:r>
+              <w:rPr>
+                <w:rFonts w:ascii="Segoe UI" w:hAnsi="Segoe UI"/>
+                <w:color w:val="374151"/>
+                <w:sz w:val="18"/>
+              </w:rPr>
+              <w:t>`FIN-T-RED`</w:t>
+            </w:r>
+          </w:p>
+        </w:tc>
+        <w:tc>
+          <w:tcPr>
+            <w:tcW w:type="dxa" w:w="1872"/>
+            <w:shd w:fill="FFFFFF"/>
+            <w:tcMar>
+              <w:top w:w="100" w:type="dxa"/>
+              <w:bottom w:w="100" w:type="dxa"/>
+              <w:left w:w="150" w:type="dxa"/>
+              <w:right w:w="150" w:type="dxa"/>
+            </w:tcMar>
+          </w:tcPr>
+          <w:p>
+            <w:r>
+              <w:rPr>
+                <w:rFonts w:ascii="Segoe UI" w:hAnsi="Segoe UI"/>
+                <w:color w:val="374151"/>
+                <w:sz w:val="18"/>
+              </w:rPr>
+              <w:t>Unique identifier used to sync inventory centrally.</w:t>
+            </w:r>
+          </w:p>
+        </w:tc>
+      </w:tr>
+      <w:tr>
+        <w:tc>
+          <w:tcPr>
+            <w:tcW w:type="dxa" w:w="1872"/>
+            <w:shd w:fill="F9FAFB"/>
+            <w:tcMar>
+              <w:top w:w="100" w:type="dxa"/>
+              <w:bottom w:w="100" w:type="dxa"/>
+              <w:left w:w="150" w:type="dxa"/>
+              <w:right w:w="150" w:type="dxa"/>
+            </w:tcMar>
+          </w:tcPr>
+          <w:p>
+            <w:r>
+              <w:rPr>
+                <w:rFonts w:ascii="Segoe UI" w:hAnsi="Segoe UI"/>
+                <w:color w:val="374151"/>
+                <w:sz w:val="18"/>
+              </w:rPr>
+              <w:t>**product_name**</w:t>
+            </w:r>
+          </w:p>
+        </w:tc>
+        <w:tc>
+          <w:tcPr>
+            <w:tcW w:type="dxa" w:w="1872"/>
+            <w:shd w:fill="F9FAFB"/>
+            <w:tcMar>
+              <w:top w:w="100" w:type="dxa"/>
+              <w:bottom w:w="100" w:type="dxa"/>
+              <w:left w:w="150" w:type="dxa"/>
+              <w:right w:w="150" w:type="dxa"/>
+            </w:tcMar>
+          </w:tcPr>
+          <w:p>
+            <w:r>
+              <w:rPr>
+                <w:rFonts w:ascii="Segoe UI" w:hAnsi="Segoe UI"/>
+                <w:color w:val="374151"/>
+                <w:sz w:val="18"/>
+              </w:rPr>
+              <w:t>String</w:t>
+            </w:r>
+          </w:p>
+        </w:tc>
+        <w:tc>
+          <w:tcPr>
+            <w:tcW w:type="dxa" w:w="1872"/>
+            <w:shd w:fill="F9FAFB"/>
+            <w:tcMar>
+              <w:top w:w="100" w:type="dxa"/>
+              <w:bottom w:w="100" w:type="dxa"/>
+              <w:left w:w="150" w:type="dxa"/>
+              <w:right w:w="150" w:type="dxa"/>
+            </w:tcMar>
+          </w:tcPr>
+          <w:p>
+            <w:r>
+              <w:rPr>
+                <w:rFonts w:ascii="Segoe UI" w:hAnsi="Segoe UI"/>
+                <w:color w:val="374151"/>
+                <w:sz w:val="18"/>
+              </w:rPr>
+              <w:t>Yes</w:t>
+            </w:r>
+          </w:p>
+        </w:tc>
+        <w:tc>
+          <w:tcPr>
+            <w:tcW w:type="dxa" w:w="1872"/>
+            <w:shd w:fill="F9FAFB"/>
+            <w:tcMar>
+              <w:top w:w="100" w:type="dxa"/>
+              <w:bottom w:w="100" w:type="dxa"/>
+              <w:left w:w="150" w:type="dxa"/>
+              <w:right w:w="150" w:type="dxa"/>
+            </w:tcMar>
+          </w:tcPr>
+          <w:p>
+            <w:r>
+              <w:rPr>
+                <w:rFonts w:ascii="Segoe UI" w:hAnsi="Segoe UI"/>
+                <w:color w:val="374151"/>
+                <w:sz w:val="18"/>
+              </w:rPr>
+              <w:t>`Premium T-Shirt (Red)`</w:t>
+            </w:r>
+          </w:p>
+        </w:tc>
+        <w:tc>
+          <w:tcPr>
+            <w:tcW w:type="dxa" w:w="1872"/>
+            <w:shd w:fill="F9FAFB"/>
+            <w:tcMar>
+              <w:top w:w="100" w:type="dxa"/>
+              <w:bottom w:w="100" w:type="dxa"/>
+              <w:left w:w="150" w:type="dxa"/>
+              <w:right w:w="150" w:type="dxa"/>
+            </w:tcMar>
+          </w:tcPr>
+          <w:p>
+            <w:r>
+              <w:rPr>
+                <w:rFonts w:ascii="Segoe UI" w:hAnsi="Segoe UI"/>
+                <w:color w:val="374151"/>
+                <w:sz w:val="18"/>
+              </w:rPr>
+              <w:t>Product display title.</w:t>
+            </w:r>
+          </w:p>
+        </w:tc>
+      </w:tr>
+      <w:tr>
+        <w:tc>
+          <w:tcPr>
+            <w:tcW w:type="dxa" w:w="1872"/>
+            <w:shd w:fill="FFFFFF"/>
+            <w:tcMar>
+              <w:top w:w="100" w:type="dxa"/>
+              <w:bottom w:w="100" w:type="dxa"/>
+              <w:left w:w="150" w:type="dxa"/>
+              <w:right w:w="150" w:type="dxa"/>
+            </w:tcMar>
+          </w:tcPr>
+          <w:p>
+            <w:r>
+              <w:rPr>
+                <w:rFonts w:ascii="Segoe UI" w:hAnsi="Segoe UI"/>
+                <w:color w:val="374151"/>
+                <w:sz w:val="18"/>
+              </w:rPr>
+              <w:t>**cost_price**</w:t>
+            </w:r>
+          </w:p>
+        </w:tc>
+        <w:tc>
+          <w:tcPr>
+            <w:tcW w:type="dxa" w:w="1872"/>
+            <w:shd w:fill="FFFFFF"/>
+            <w:tcMar>
+              <w:top w:w="100" w:type="dxa"/>
+              <w:bottom w:w="100" w:type="dxa"/>
+              <w:left w:w="150" w:type="dxa"/>
+              <w:right w:w="150" w:type="dxa"/>
+            </w:tcMar>
+          </w:tcPr>
+          <w:p>
+            <w:r>
+              <w:rPr>
+                <w:rFonts w:ascii="Segoe UI" w:hAnsi="Segoe UI"/>
+                <w:color w:val="374151"/>
+                <w:sz w:val="18"/>
+              </w:rPr>
+              <w:t>Decimal</w:t>
+            </w:r>
+          </w:p>
+        </w:tc>
+        <w:tc>
+          <w:tcPr>
+            <w:tcW w:type="dxa" w:w="1872"/>
+            <w:shd w:fill="FFFFFF"/>
+            <w:tcMar>
+              <w:top w:w="100" w:type="dxa"/>
+              <w:bottom w:w="100" w:type="dxa"/>
+              <w:left w:w="150" w:type="dxa"/>
+              <w:right w:w="150" w:type="dxa"/>
+            </w:tcMar>
+          </w:tcPr>
+          <w:p>
+            <w:r>
+              <w:rPr>
+                <w:rFonts w:ascii="Segoe UI" w:hAnsi="Segoe UI"/>
+                <w:color w:val="374151"/>
+                <w:sz w:val="18"/>
+              </w:rPr>
+              <w:t>Yes</w:t>
+            </w:r>
+          </w:p>
+        </w:tc>
+        <w:tc>
+          <w:tcPr>
+            <w:tcW w:type="dxa" w:w="1872"/>
+            <w:shd w:fill="FFFFFF"/>
+            <w:tcMar>
+              <w:top w:w="100" w:type="dxa"/>
+              <w:bottom w:w="100" w:type="dxa"/>
+              <w:left w:w="150" w:type="dxa"/>
+              <w:right w:w="150" w:type="dxa"/>
+            </w:tcMar>
+          </w:tcPr>
+          <w:p>
+            <w:r>
+              <w:rPr>
+                <w:rFonts w:ascii="Segoe UI" w:hAnsi="Segoe UI"/>
+                <w:color w:val="374151"/>
+                <w:sz w:val="18"/>
+              </w:rPr>
+              <w:t>`150.00`</w:t>
+            </w:r>
+          </w:p>
+        </w:tc>
+        <w:tc>
+          <w:tcPr>
+            <w:tcW w:type="dxa" w:w="1872"/>
+            <w:shd w:fill="FFFFFF"/>
+            <w:tcMar>
+              <w:top w:w="100" w:type="dxa"/>
+              <w:bottom w:w="100" w:type="dxa"/>
+              <w:left w:w="150" w:type="dxa"/>
+              <w:right w:w="150" w:type="dxa"/>
+            </w:tcMar>
+          </w:tcPr>
+          <w:p>
+            <w:r>
+              <w:rPr>
+                <w:rFonts w:ascii="Segoe UI" w:hAnsi="Segoe UI"/>
+                <w:color w:val="374151"/>
+                <w:sz w:val="18"/>
+              </w:rPr>
+              <w:t>Cost of goods sold.</w:t>
+            </w:r>
+          </w:p>
+        </w:tc>
+      </w:tr>
+      <w:tr>
+        <w:tc>
+          <w:tcPr>
+            <w:tcW w:type="dxa" w:w="1872"/>
+            <w:shd w:fill="F9FAFB"/>
+            <w:tcMar>
+              <w:top w:w="100" w:type="dxa"/>
+              <w:bottom w:w="100" w:type="dxa"/>
+              <w:left w:w="150" w:type="dxa"/>
+              <w:right w:w="150" w:type="dxa"/>
+            </w:tcMar>
+          </w:tcPr>
+          <w:p>
+            <w:r>
+              <w:rPr>
+                <w:rFonts w:ascii="Segoe UI" w:hAnsi="Segoe UI"/>
+                <w:color w:val="374151"/>
+                <w:sz w:val="18"/>
+              </w:rPr>
+              <w:t>**selling_price**</w:t>
+            </w:r>
+          </w:p>
+        </w:tc>
+        <w:tc>
+          <w:tcPr>
+            <w:tcW w:type="dxa" w:w="1872"/>
+            <w:shd w:fill="F9FAFB"/>
+            <w:tcMar>
+              <w:top w:w="100" w:type="dxa"/>
+              <w:bottom w:w="100" w:type="dxa"/>
+              <w:left w:w="150" w:type="dxa"/>
+              <w:right w:w="150" w:type="dxa"/>
+            </w:tcMar>
+          </w:tcPr>
+          <w:p>
+            <w:r>
+              <w:rPr>
+                <w:rFonts w:ascii="Segoe UI" w:hAnsi="Segoe UI"/>
+                <w:color w:val="374151"/>
+                <w:sz w:val="18"/>
+              </w:rPr>
+              <w:t>Decimal</w:t>
+            </w:r>
+          </w:p>
+        </w:tc>
+        <w:tc>
+          <w:tcPr>
+            <w:tcW w:type="dxa" w:w="1872"/>
+            <w:shd w:fill="F9FAFB"/>
+            <w:tcMar>
+              <w:top w:w="100" w:type="dxa"/>
+              <w:bottom w:w="100" w:type="dxa"/>
+              <w:left w:w="150" w:type="dxa"/>
+              <w:right w:w="150" w:type="dxa"/>
+            </w:tcMar>
+          </w:tcPr>
+          <w:p>
+            <w:r>
+              <w:rPr>
+                <w:rFonts w:ascii="Segoe UI" w:hAnsi="Segoe UI"/>
+                <w:color w:val="374151"/>
+                <w:sz w:val="18"/>
+              </w:rPr>
+              <w:t>Yes</w:t>
+            </w:r>
+          </w:p>
+        </w:tc>
+        <w:tc>
+          <w:tcPr>
+            <w:tcW w:type="dxa" w:w="1872"/>
+            <w:shd w:fill="F9FAFB"/>
+            <w:tcMar>
+              <w:top w:w="100" w:type="dxa"/>
+              <w:bottom w:w="100" w:type="dxa"/>
+              <w:left w:w="150" w:type="dxa"/>
+              <w:right w:w="150" w:type="dxa"/>
+            </w:tcMar>
+          </w:tcPr>
+          <w:p>
+            <w:r>
+              <w:rPr>
+                <w:rFonts w:ascii="Segoe UI" w:hAnsi="Segoe UI"/>
+                <w:color w:val="374151"/>
+                <w:sz w:val="18"/>
+              </w:rPr>
+              <w:t>`299.00`</w:t>
+            </w:r>
+          </w:p>
+        </w:tc>
+        <w:tc>
+          <w:tcPr>
+            <w:tcW w:type="dxa" w:w="1872"/>
+            <w:shd w:fill="F9FAFB"/>
+            <w:tcMar>
+              <w:top w:w="100" w:type="dxa"/>
+              <w:bottom w:w="100" w:type="dxa"/>
+              <w:left w:w="150" w:type="dxa"/>
+              <w:right w:w="150" w:type="dxa"/>
+            </w:tcMar>
+          </w:tcPr>
+          <w:p>
+            <w:r>
+              <w:rPr>
+                <w:rFonts w:ascii="Segoe UI" w:hAnsi="Segoe UI"/>
+                <w:color w:val="374151"/>
+                <w:sz w:val="18"/>
+              </w:rPr>
+              <w:t>Suggested retail price.</w:t>
+            </w:r>
+          </w:p>
+        </w:tc>
+      </w:tr>
+      <w:tr>
+        <w:tc>
+          <w:tcPr>
+            <w:tcW w:type="dxa" w:w="1872"/>
+            <w:shd w:fill="FFFFFF"/>
+            <w:tcMar>
+              <w:top w:w="100" w:type="dxa"/>
+              <w:bottom w:w="100" w:type="dxa"/>
+              <w:left w:w="150" w:type="dxa"/>
+              <w:right w:w="150" w:type="dxa"/>
+            </w:tcMar>
+          </w:tcPr>
+          <w:p>
+            <w:r>
+              <w:rPr>
+                <w:rFonts w:ascii="Segoe UI" w:hAnsi="Segoe UI"/>
+                <w:color w:val="374151"/>
+                <w:sz w:val="18"/>
+              </w:rPr>
+              <w:t>**stock_level**</w:t>
+            </w:r>
+          </w:p>
+        </w:tc>
+        <w:tc>
+          <w:tcPr>
+            <w:tcW w:type="dxa" w:w="1872"/>
+            <w:shd w:fill="FFFFFF"/>
+            <w:tcMar>
+              <w:top w:w="100" w:type="dxa"/>
+              <w:bottom w:w="100" w:type="dxa"/>
+              <w:left w:w="150" w:type="dxa"/>
+              <w:right w:w="150" w:type="dxa"/>
+            </w:tcMar>
+          </w:tcPr>
+          <w:p>
+            <w:r>
+              <w:rPr>
+                <w:rFonts w:ascii="Segoe UI" w:hAnsi="Segoe UI"/>
+                <w:color w:val="374151"/>
+                <w:sz w:val="18"/>
+              </w:rPr>
+              <w:t>Integer</w:t>
+            </w:r>
+          </w:p>
+        </w:tc>
+        <w:tc>
+          <w:tcPr>
+            <w:tcW w:type="dxa" w:w="1872"/>
+            <w:shd w:fill="FFFFFF"/>
+            <w:tcMar>
+              <w:top w:w="100" w:type="dxa"/>
+              <w:bottom w:w="100" w:type="dxa"/>
+              <w:left w:w="150" w:type="dxa"/>
+              <w:right w:w="150" w:type="dxa"/>
+            </w:tcMar>
+          </w:tcPr>
+          <w:p>
+            <w:r>
+              <w:rPr>
+                <w:rFonts w:ascii="Segoe UI" w:hAnsi="Segoe UI"/>
+                <w:color w:val="374151"/>
+                <w:sz w:val="18"/>
+              </w:rPr>
+              <w:t>Yes</w:t>
+            </w:r>
+          </w:p>
+        </w:tc>
+        <w:tc>
+          <w:tcPr>
+            <w:tcW w:type="dxa" w:w="1872"/>
+            <w:shd w:fill="FFFFFF"/>
+            <w:tcMar>
+              <w:top w:w="100" w:type="dxa"/>
+              <w:bottom w:w="100" w:type="dxa"/>
+              <w:left w:w="150" w:type="dxa"/>
+              <w:right w:w="150" w:type="dxa"/>
+            </w:tcMar>
+          </w:tcPr>
+          <w:p>
+            <w:r>
+              <w:rPr>
+                <w:rFonts w:ascii="Segoe UI" w:hAnsi="Segoe UI"/>
+                <w:color w:val="374151"/>
+                <w:sz w:val="18"/>
+              </w:rPr>
+              <w:t>`142`</w:t>
+            </w:r>
+          </w:p>
+        </w:tc>
+        <w:tc>
+          <w:tcPr>
+            <w:tcW w:type="dxa" w:w="1872"/>
+            <w:shd w:fill="FFFFFF"/>
+            <w:tcMar>
+              <w:top w:w="100" w:type="dxa"/>
+              <w:bottom w:w="100" w:type="dxa"/>
+              <w:left w:w="150" w:type="dxa"/>
+              <w:right w:w="150" w:type="dxa"/>
+            </w:tcMar>
+          </w:tcPr>
+          <w:p>
+            <w:r>
+              <w:rPr>
+                <w:rFonts w:ascii="Segoe UI" w:hAnsi="Segoe UI"/>
+                <w:color w:val="374151"/>
+                <w:sz w:val="18"/>
+              </w:rPr>
+              <w:t>Actual physical stock count in the warehouse.</w:t>
+            </w:r>
+          </w:p>
+        </w:tc>
+      </w:tr>
+      <w:tr>
+        <w:tc>
+          <w:tcPr>
+            <w:tcW w:type="dxa" w:w="1872"/>
+            <w:shd w:fill="F9FAFB"/>
+            <w:tcMar>
+              <w:top w:w="100" w:type="dxa"/>
+              <w:bottom w:w="100" w:type="dxa"/>
+              <w:left w:w="150" w:type="dxa"/>
+              <w:right w:w="150" w:type="dxa"/>
+            </w:tcMar>
+          </w:tcPr>
+          <w:p>
+            <w:r>
+              <w:rPr>
+                <w:rFonts w:ascii="Segoe UI" w:hAnsi="Segoe UI"/>
+                <w:color w:val="374151"/>
+                <w:sz w:val="18"/>
+              </w:rPr>
+              <w:t>**shopee_sku**</w:t>
+            </w:r>
+          </w:p>
+        </w:tc>
+        <w:tc>
+          <w:tcPr>
+            <w:tcW w:type="dxa" w:w="1872"/>
+            <w:shd w:fill="F9FAFB"/>
+            <w:tcMar>
+              <w:top w:w="100" w:type="dxa"/>
+              <w:bottom w:w="100" w:type="dxa"/>
+              <w:left w:w="150" w:type="dxa"/>
+              <w:right w:w="150" w:type="dxa"/>
+            </w:tcMar>
+          </w:tcPr>
+          <w:p>
+            <w:r>
+              <w:rPr>
+                <w:rFonts w:ascii="Segoe UI" w:hAnsi="Segoe UI"/>
+                <w:color w:val="374151"/>
+                <w:sz w:val="18"/>
+              </w:rPr>
+              <w:t>String</w:t>
+            </w:r>
+          </w:p>
+        </w:tc>
+        <w:tc>
+          <w:tcPr>
+            <w:tcW w:type="dxa" w:w="1872"/>
+            <w:shd w:fill="F9FAFB"/>
+            <w:tcMar>
+              <w:top w:w="100" w:type="dxa"/>
+              <w:bottom w:w="100" w:type="dxa"/>
+              <w:left w:w="150" w:type="dxa"/>
+              <w:right w:w="150" w:type="dxa"/>
+            </w:tcMar>
+          </w:tcPr>
+          <w:p>
+            <w:r>
+              <w:rPr>
+                <w:rFonts w:ascii="Segoe UI" w:hAnsi="Segoe UI"/>
+                <w:color w:val="374151"/>
+                <w:sz w:val="18"/>
+              </w:rPr>
+              <w:t>No</w:t>
+            </w:r>
+          </w:p>
+        </w:tc>
+        <w:tc>
+          <w:tcPr>
+            <w:tcW w:type="dxa" w:w="1872"/>
+            <w:shd w:fill="F9FAFB"/>
+            <w:tcMar>
+              <w:top w:w="100" w:type="dxa"/>
+              <w:bottom w:w="100" w:type="dxa"/>
+              <w:left w:w="150" w:type="dxa"/>
+              <w:right w:w="150" w:type="dxa"/>
+            </w:tcMar>
+          </w:tcPr>
+          <w:p>
+            <w:r>
+              <w:rPr>
+                <w:rFonts w:ascii="Segoe UI" w:hAnsi="Segoe UI"/>
+                <w:color w:val="374151"/>
+                <w:sz w:val="18"/>
+              </w:rPr>
+              <w:t>`SH-T-RED`</w:t>
+            </w:r>
+          </w:p>
+        </w:tc>
+        <w:tc>
+          <w:tcPr>
+            <w:tcW w:type="dxa" w:w="1872"/>
+            <w:shd w:fill="F9FAFB"/>
+            <w:tcMar>
+              <w:top w:w="100" w:type="dxa"/>
+              <w:bottom w:w="100" w:type="dxa"/>
+              <w:left w:w="150" w:type="dxa"/>
+              <w:right w:w="150" w:type="dxa"/>
+            </w:tcMar>
+          </w:tcPr>
+          <w:p>
+            <w:r>
+              <w:rPr>
+                <w:rFonts w:ascii="Segoe UI" w:hAnsi="Segoe UI"/>
+                <w:color w:val="374151"/>
+                <w:sz w:val="18"/>
+              </w:rPr>
+              <w:t>Shopee product listing SKU maps (maps Shopee stock).</w:t>
+            </w:r>
+          </w:p>
+        </w:tc>
+      </w:tr>
+      <w:tr>
+        <w:tc>
+          <w:tcPr>
+            <w:tcW w:type="dxa" w:w="1872"/>
+            <w:shd w:fill="FFFFFF"/>
+            <w:tcMar>
+              <w:top w:w="100" w:type="dxa"/>
+              <w:bottom w:w="100" w:type="dxa"/>
+              <w:left w:w="150" w:type="dxa"/>
+              <w:right w:w="150" w:type="dxa"/>
+            </w:tcMar>
+          </w:tcPr>
+          <w:p>
+            <w:r>
+              <w:rPr>
+                <w:rFonts w:ascii="Segoe UI" w:hAnsi="Segoe UI"/>
+                <w:color w:val="374151"/>
+                <w:sz w:val="18"/>
+              </w:rPr>
+              <w:t>**lazada_sku**</w:t>
+            </w:r>
+          </w:p>
+        </w:tc>
+        <w:tc>
+          <w:tcPr>
+            <w:tcW w:type="dxa" w:w="1872"/>
+            <w:shd w:fill="FFFFFF"/>
+            <w:tcMar>
+              <w:top w:w="100" w:type="dxa"/>
+              <w:bottom w:w="100" w:type="dxa"/>
+              <w:left w:w="150" w:type="dxa"/>
+              <w:right w:w="150" w:type="dxa"/>
+            </w:tcMar>
+          </w:tcPr>
+          <w:p>
+            <w:r>
+              <w:rPr>
+                <w:rFonts w:ascii="Segoe UI" w:hAnsi="Segoe UI"/>
+                <w:color w:val="374151"/>
+                <w:sz w:val="18"/>
+              </w:rPr>
+              <w:t>String</w:t>
+            </w:r>
+          </w:p>
+        </w:tc>
+        <w:tc>
+          <w:tcPr>
+            <w:tcW w:type="dxa" w:w="1872"/>
+            <w:shd w:fill="FFFFFF"/>
+            <w:tcMar>
+              <w:top w:w="100" w:type="dxa"/>
+              <w:bottom w:w="100" w:type="dxa"/>
+              <w:left w:w="150" w:type="dxa"/>
+              <w:right w:w="150" w:type="dxa"/>
+            </w:tcMar>
+          </w:tcPr>
+          <w:p>
+            <w:r>
+              <w:rPr>
+                <w:rFonts w:ascii="Segoe UI" w:hAnsi="Segoe UI"/>
+                <w:color w:val="374151"/>
+                <w:sz w:val="18"/>
+              </w:rPr>
+              <w:t>No</w:t>
+            </w:r>
+          </w:p>
+        </w:tc>
+        <w:tc>
+          <w:tcPr>
+            <w:tcW w:type="dxa" w:w="1872"/>
+            <w:shd w:fill="FFFFFF"/>
+            <w:tcMar>
+              <w:top w:w="100" w:type="dxa"/>
+              <w:bottom w:w="100" w:type="dxa"/>
+              <w:left w:w="150" w:type="dxa"/>
+              <w:right w:w="150" w:type="dxa"/>
+            </w:tcMar>
+          </w:tcPr>
+          <w:p>
+            <w:r>
+              <w:rPr>
+                <w:rFonts w:ascii="Segoe UI" w:hAnsi="Segoe UI"/>
+                <w:color w:val="374151"/>
+                <w:sz w:val="18"/>
+              </w:rPr>
+              <w:t>`LZ-T-RED`</w:t>
+            </w:r>
+          </w:p>
+        </w:tc>
+        <w:tc>
+          <w:tcPr>
+            <w:tcW w:type="dxa" w:w="1872"/>
+            <w:shd w:fill="FFFFFF"/>
+            <w:tcMar>
+              <w:top w:w="100" w:type="dxa"/>
+              <w:bottom w:w="100" w:type="dxa"/>
+              <w:left w:w="150" w:type="dxa"/>
+              <w:right w:w="150" w:type="dxa"/>
+            </w:tcMar>
+          </w:tcPr>
+          <w:p>
+            <w:r>
+              <w:rPr>
+                <w:rFonts w:ascii="Segoe UI" w:hAnsi="Segoe UI"/>
+                <w:color w:val="374151"/>
+                <w:sz w:val="18"/>
+              </w:rPr>
+              <w:t>Lazada product listing SKU maps (maps Lazada stock).</w:t>
+            </w:r>
+          </w:p>
+        </w:tc>
+      </w:tr>
+      <w:tr>
+        <w:tc>
+          <w:tcPr>
+            <w:tcW w:type="dxa" w:w="1872"/>
+            <w:shd w:fill="F9FAFB"/>
+            <w:tcMar>
+              <w:top w:w="100" w:type="dxa"/>
+              <w:bottom w:w="100" w:type="dxa"/>
+              <w:left w:w="150" w:type="dxa"/>
+              <w:right w:w="150" w:type="dxa"/>
+            </w:tcMar>
+          </w:tcPr>
+          <w:p>
+            <w:r>
+              <w:rPr>
+                <w:rFonts w:ascii="Segoe UI" w:hAnsi="Segoe UI"/>
+                <w:color w:val="374151"/>
+                <w:sz w:val="18"/>
+              </w:rPr>
+              <w:t>**tiktok_sku**</w:t>
+            </w:r>
+          </w:p>
+        </w:tc>
+        <w:tc>
+          <w:tcPr>
+            <w:tcW w:type="dxa" w:w="1872"/>
+            <w:shd w:fill="F9FAFB"/>
+            <w:tcMar>
+              <w:top w:w="100" w:type="dxa"/>
+              <w:bottom w:w="100" w:type="dxa"/>
+              <w:left w:w="150" w:type="dxa"/>
+              <w:right w:w="150" w:type="dxa"/>
+            </w:tcMar>
+          </w:tcPr>
+          <w:p>
+            <w:r>
+              <w:rPr>
+                <w:rFonts w:ascii="Segoe UI" w:hAnsi="Segoe UI"/>
+                <w:color w:val="374151"/>
+                <w:sz w:val="18"/>
+              </w:rPr>
+              <w:t>String</w:t>
+            </w:r>
+          </w:p>
+        </w:tc>
+        <w:tc>
+          <w:tcPr>
+            <w:tcW w:type="dxa" w:w="1872"/>
+            <w:shd w:fill="F9FAFB"/>
+            <w:tcMar>
+              <w:top w:w="100" w:type="dxa"/>
+              <w:bottom w:w="100" w:type="dxa"/>
+              <w:left w:w="150" w:type="dxa"/>
+              <w:right w:w="150" w:type="dxa"/>
+            </w:tcMar>
+          </w:tcPr>
+          <w:p>
+            <w:r>
+              <w:rPr>
+                <w:rFonts w:ascii="Segoe UI" w:hAnsi="Segoe UI"/>
+                <w:color w:val="374151"/>
+                <w:sz w:val="18"/>
+              </w:rPr>
+              <w:t>No</w:t>
+            </w:r>
+          </w:p>
+        </w:tc>
+        <w:tc>
+          <w:tcPr>
+            <w:tcW w:type="dxa" w:w="1872"/>
+            <w:shd w:fill="F9FAFB"/>
+            <w:tcMar>
+              <w:top w:w="100" w:type="dxa"/>
+              <w:bottom w:w="100" w:type="dxa"/>
+              <w:left w:w="150" w:type="dxa"/>
+              <w:right w:w="150" w:type="dxa"/>
+            </w:tcMar>
+          </w:tcPr>
+          <w:p>
+            <w:r>
+              <w:rPr>
+                <w:rFonts w:ascii="Segoe UI" w:hAnsi="Segoe UI"/>
+                <w:color w:val="374151"/>
+                <w:sz w:val="18"/>
+              </w:rPr>
+              <w:t>`TT-T-RED`</w:t>
+            </w:r>
+          </w:p>
+        </w:tc>
+        <w:tc>
+          <w:tcPr>
+            <w:tcW w:type="dxa" w:w="1872"/>
+            <w:shd w:fill="F9FAFB"/>
+            <w:tcMar>
+              <w:top w:w="100" w:type="dxa"/>
+              <w:bottom w:w="100" w:type="dxa"/>
+              <w:left w:w="150" w:type="dxa"/>
+              <w:right w:w="150" w:type="dxa"/>
+            </w:tcMar>
+          </w:tcPr>
+          <w:p>
+            <w:r>
+              <w:rPr>
+                <w:rFonts w:ascii="Segoe UI" w:hAnsi="Segoe UI"/>
+                <w:color w:val="374151"/>
+                <w:sz w:val="18"/>
+              </w:rPr>
+              <w:t>TikTok product listing SKU maps (maps TikTok stock).</w:t>
+            </w:r>
+          </w:p>
+        </w:tc>
+      </w:tr>
+    </w:tbl>
+    <w:p/>
+    <w:p>
+      <w:pPr>
+        <w:spacing w:before="0" w:after="120" w:line="276" w:lineRule="auto"/>
+      </w:pPr>
+      <w:r>
+        <w:rPr>
+          <w:rFonts w:ascii="Segoe UI" w:hAnsi="Segoe UI"/>
+          <w:color w:val="374151"/>
+          <w:sz w:val="21"/>
+        </w:rPr>
+        <w:t>---</w:t>
+      </w:r>
+    </w:p>
+    <w:p>
+      <w:pPr>
+        <w:keepNext/>
+        <w:spacing w:before="240" w:after="80"/>
+      </w:pPr>
+      <w:r>
+        <w:rPr>
+          <w:rFonts w:ascii="Segoe UI" w:hAnsi="Segoe UI"/>
+          <w:b/>
+          <w:color w:val="06B6D4"/>
+          <w:sz w:val="30"/>
+        </w:rPr>
+        <w:t>4. Managing Central Catalog (Create, Edit, Delete)</w:t>
+      </w:r>
+    </w:p>
+    <w:p>
+      <w:pPr>
+        <w:spacing w:before="0" w:after="120" w:line="276" w:lineRule="auto"/>
+      </w:pPr>
+      <w:r>
+        <w:rPr>
+          <w:rFonts w:ascii="Segoe UI" w:hAnsi="Segoe UI"/>
+          <w:color w:val="374151"/>
+          <w:sz w:val="21"/>
+        </w:rPr>
+        <w:t>For fine-grained inventory control, navigate to the **Stock &amp; SKU Mappings** tab on the sidebar.</w:t>
+      </w:r>
+    </w:p>
+    <w:p>
+      <w:pPr>
+        <w:keepNext/>
+        <w:spacing w:before="240" w:after="80"/>
+      </w:pPr>
+      <w:r>
+        <w:rPr>
+          <w:rFonts w:ascii="Segoe UI" w:hAnsi="Segoe UI"/>
+          <w:b/>
+          <w:color w:val="374151"/>
+          <w:sz w:val="24"/>
+        </w:rPr>
+        <w:t>4.1 Create (Add Master SKU)</w:t>
+      </w:r>
+    </w:p>
+    <w:p>
+      <w:pPr>
+        <w:pStyle w:val="ListNumber"/>
+        <w:spacing w:before="0" w:after="40"/>
+      </w:pPr>
+      <w:r>
+        <w:rPr>
+          <w:rFonts w:ascii="Segoe UI" w:hAnsi="Segoe UI"/>
+          <w:color w:val="374151"/>
+          <w:sz w:val="21"/>
+        </w:rPr>
+        <w:t>Click the **➕ Add Product** button above the inventory table.</w:t>
+      </w:r>
+    </w:p>
+    <w:p>
+      <w:pPr>
+        <w:pStyle w:val="ListNumber"/>
+        <w:spacing w:before="0" w:after="40"/>
+      </w:pPr>
+      <w:r>
+        <w:rPr>
+          <w:rFonts w:ascii="Segoe UI" w:hAnsi="Segoe UI"/>
+          <w:color w:val="374151"/>
+          <w:sz w:val="21"/>
+        </w:rPr>
+        <w:t>Fill in the Master SKU, Name, Stock, and base price.</w:t>
+      </w:r>
+    </w:p>
+    <w:p>
+      <w:pPr>
+        <w:pStyle w:val="ListNumber"/>
+        <w:spacing w:before="0" w:after="40"/>
+      </w:pPr>
+      <w:r>
+        <w:rPr>
+          <w:rFonts w:ascii="Segoe UI" w:hAnsi="Segoe UI"/>
+          <w:color w:val="374151"/>
+          <w:sz w:val="21"/>
+        </w:rPr>
+        <w:t>Check target platforms under **Sync Platforms** (Shopee, Lazada, TikTok).</w:t>
+      </w:r>
+    </w:p>
+    <w:p>
+      <w:pPr>
+        <w:pStyle w:val="ListNumber"/>
+        <w:spacing w:before="0" w:after="40"/>
+      </w:pPr>
+      <w:r>
+        <w:rPr>
+          <w:rFonts w:ascii="Segoe UI" w:hAnsi="Segoe UI"/>
+          <w:color w:val="374151"/>
+          <w:sz w:val="21"/>
+        </w:rPr>
+        <w:t>Click **Create Product**. The system adds the master record and registers linked listing endpoints.</w:t>
+      </w:r>
+    </w:p>
+    <w:p>
+      <w:pPr>
+        <w:keepNext/>
+        <w:spacing w:before="240" w:after="80"/>
+      </w:pPr>
+      <w:r>
+        <w:rPr>
+          <w:rFonts w:ascii="Segoe UI" w:hAnsi="Segoe UI"/>
+          <w:b/>
+          <w:color w:val="374151"/>
+          <w:sz w:val="24"/>
+        </w:rPr>
+        <w:t>4.2 Edit (Update Master SKU)</w:t>
+      </w:r>
+    </w:p>
+    <w:p>
+      <w:pPr>
+        <w:pStyle w:val="ListNumber"/>
+        <w:spacing w:before="0" w:after="40"/>
+      </w:pPr>
+      <w:r>
+        <w:rPr>
+          <w:rFonts w:ascii="Segoe UI" w:hAnsi="Segoe UI"/>
+          <w:color w:val="374151"/>
+          <w:sz w:val="21"/>
+        </w:rPr>
+        <w:t>Click the **✏️ Edit** button in the actions column of the target product row.</w:t>
+      </w:r>
+    </w:p>
+    <w:p>
+      <w:pPr>
+        <w:pStyle w:val="ListNumber"/>
+        <w:spacing w:before="0" w:after="40"/>
+      </w:pPr>
+      <w:r>
+        <w:rPr>
+          <w:rFonts w:ascii="Segoe UI" w:hAnsi="Segoe UI"/>
+          <w:color w:val="374151"/>
+          <w:sz w:val="21"/>
+        </w:rPr>
+        <w:t>Modify name, central stock quantity, or base retail price.</w:t>
+      </w:r>
+    </w:p>
+    <w:p>
+      <w:pPr>
+        <w:pStyle w:val="ListNumber"/>
+        <w:spacing w:before="0" w:after="40"/>
+      </w:pPr>
+      <w:r>
+        <w:rPr>
+          <w:rFonts w:ascii="Segoe UI" w:hAnsi="Segoe UI"/>
+          <w:color w:val="374151"/>
+          <w:sz w:val="21"/>
+        </w:rPr>
+        <w:t>Select which platforms should receive the updates by checking/unchecking the **Push updates to** options.</w:t>
+      </w:r>
+    </w:p>
+    <w:p>
+      <w:pPr>
+        <w:pStyle w:val="ListNumber"/>
+        <w:spacing w:before="0" w:after="40"/>
+      </w:pPr>
+      <w:r>
+        <w:rPr>
+          <w:rFonts w:ascii="Segoe UI" w:hAnsi="Segoe UI"/>
+          <w:color w:val="374151"/>
+          <w:sz w:val="21"/>
+        </w:rPr>
+        <w:t>Click **Save Product** to execute platform sync tasks.</w:t>
+      </w:r>
+    </w:p>
+    <w:p>
+      <w:pPr>
+        <w:keepNext/>
+        <w:spacing w:before="240" w:after="80"/>
+      </w:pPr>
+      <w:r>
+        <w:rPr>
+          <w:rFonts w:ascii="Segoe UI" w:hAnsi="Segoe UI"/>
+          <w:b/>
+          <w:color w:val="374151"/>
+          <w:sz w:val="24"/>
+        </w:rPr>
+        <w:t>4.3 Delete (Retract Master SKU)</w:t>
+      </w:r>
+    </w:p>
+    <w:p>
+      <w:pPr>
+        <w:pStyle w:val="ListNumber"/>
+        <w:spacing w:before="0" w:after="40"/>
+      </w:pPr>
+      <w:r>
+        <w:rPr>
+          <w:rFonts w:ascii="Segoe UI" w:hAnsi="Segoe UI"/>
+          <w:color w:val="374151"/>
+          <w:sz w:val="21"/>
+        </w:rPr>
+        <w:t>Click the **🗑️ Del** button in the actions column of the target product row.</w:t>
+      </w:r>
+    </w:p>
+    <w:p>
+      <w:pPr>
+        <w:pStyle w:val="ListNumber"/>
+        <w:spacing w:before="0" w:after="40"/>
+      </w:pPr>
+      <w:r>
+        <w:rPr>
+          <w:rFonts w:ascii="Segoe UI" w:hAnsi="Segoe UI"/>
+          <w:color w:val="374151"/>
+          <w:sz w:val="21"/>
+        </w:rPr>
+        <w:t>A deletion confirmation dialog will display.</w:t>
+      </w:r>
+    </w:p>
+    <w:p>
+      <w:pPr>
+        <w:pStyle w:val="ListNumber"/>
+        <w:spacing w:before="0" w:after="40"/>
+      </w:pPr>
+      <w:r>
+        <w:rPr>
+          <w:rFonts w:ascii="Segoe UI" w:hAnsi="Segoe UI"/>
+          <w:color w:val="374151"/>
+          <w:sz w:val="21"/>
+        </w:rPr>
+        <w:t>Check the platforms from which you wish to retract listings under **Also Delete Listing Listings On Platform Shops**.</w:t>
+      </w:r>
+    </w:p>
+    <w:p>
+      <w:pPr>
+        <w:pStyle w:val="ListNumber"/>
+        <w:spacing w:before="0" w:after="40"/>
+      </w:pPr>
+      <w:r>
+        <w:rPr>
+          <w:rFonts w:ascii="Segoe UI" w:hAnsi="Segoe UI"/>
+          <w:color w:val="374151"/>
+          <w:sz w:val="21"/>
+        </w:rPr>
+        <w:t>Click **Confirm Delete SKU**. The system removes the central catalog item and issues listing retraction calls to the selected platforms.</w:t>
       </w:r>
     </w:p>
     <w:sectPr>

--- a/docs/User_Manual.docx
+++ b/docs/User_Manual.docx
@@ -1702,6 +1702,342 @@
         <w:t>Click **Confirm Delete SKU**. The system removes the central catalog item and issues listing retraction calls to the selected platforms.</w:t>
       </w:r>
     </w:p>
+    <w:p>
+      <w:pPr>
+        <w:spacing w:before="0" w:after="120" w:line="276" w:lineRule="auto"/>
+      </w:pPr>
+      <w:r>
+        <w:rPr>
+          <w:rFonts w:ascii="Segoe UI" w:hAnsi="Segoe UI"/>
+          <w:color w:val="374151"/>
+          <w:sz w:val="21"/>
+        </w:rPr>
+        <w:t>---</w:t>
+      </w:r>
+    </w:p>
+    <w:p>
+      <w:pPr>
+        <w:keepNext/>
+        <w:spacing w:before="240" w:after="80"/>
+      </w:pPr>
+      <w:r>
+        <w:rPr>
+          <w:rFonts w:ascii="Segoe UI" w:hAnsi="Segoe UI"/>
+          <w:b/>
+          <w:color w:val="06B6D4"/>
+          <w:sz w:val="30"/>
+        </w:rPr>
+        <w:t>5. Managing Merchant Profile &amp; Postpaid Billing</w:t>
+      </w:r>
+    </w:p>
+    <w:p>
+      <w:pPr>
+        <w:spacing w:before="0" w:after="120" w:line="276" w:lineRule="auto"/>
+      </w:pPr>
+      <w:r>
+        <w:rPr>
+          <w:rFonts w:ascii="Segoe UI" w:hAnsi="Segoe UI"/>
+          <w:color w:val="374151"/>
+          <w:sz w:val="21"/>
+        </w:rPr>
+        <w:t>Navigate to the **Merchant Profile** tab on the sidebar to adjust security parameters, postpaid subscription plans, and workspace limits.</w:t>
+      </w:r>
+    </w:p>
+    <w:p>
+      <w:pPr>
+        <w:keepNext/>
+        <w:spacing w:before="240" w:after="80"/>
+      </w:pPr>
+      <w:r>
+        <w:rPr>
+          <w:rFonts w:ascii="Segoe UI" w:hAnsi="Segoe UI"/>
+          <w:b/>
+          <w:color w:val="374151"/>
+          <w:sz w:val="24"/>
+        </w:rPr>
+        <w:t>5.1 Editing Profile Identity</w:t>
+      </w:r>
+    </w:p>
+    <w:p>
+      <w:pPr>
+        <w:pStyle w:val="ListNumber"/>
+        <w:spacing w:before="0" w:after="40"/>
+      </w:pPr>
+      <w:r>
+        <w:rPr>
+          <w:rFonts w:ascii="Segoe UI" w:hAnsi="Segoe UI"/>
+          <w:color w:val="374151"/>
+          <w:sz w:val="21"/>
+        </w:rPr>
+        <w:t>Under **Personal Information**, you can modify:</w:t>
+      </w:r>
+    </w:p>
+    <w:p>
+      <w:pPr>
+        <w:pStyle w:val="ListBullet"/>
+        <w:spacing w:before="0" w:after="40"/>
+      </w:pPr>
+      <w:r>
+        <w:rPr>
+          <w:rFonts w:ascii="Segoe UI" w:hAnsi="Segoe UI"/>
+          <w:color w:val="374151"/>
+          <w:sz w:val="21"/>
+        </w:rPr>
+        <w:t>**First Name** and **Last Name** (managed in split inputs for accounting and compliance).</w:t>
+      </w:r>
+    </w:p>
+    <w:p>
+      <w:pPr>
+        <w:pStyle w:val="ListBullet"/>
+        <w:spacing w:before="0" w:after="40"/>
+      </w:pPr>
+      <w:r>
+        <w:rPr>
+          <w:rFonts w:ascii="Segoe UI" w:hAnsi="Segoe UI"/>
+          <w:color w:val="374151"/>
+          <w:sz w:val="21"/>
+        </w:rPr>
+        <w:t>**Email Address** (primary login credential).</w:t>
+      </w:r>
+    </w:p>
+    <w:p>
+      <w:pPr>
+        <w:pStyle w:val="ListBullet"/>
+        <w:spacing w:before="0" w:after="40"/>
+      </w:pPr>
+      <w:r>
+        <w:rPr>
+          <w:rFonts w:ascii="Segoe UI" w:hAnsi="Segoe UI"/>
+          <w:color w:val="374151"/>
+          <w:sz w:val="21"/>
+        </w:rPr>
+        <w:t>**Mobile Phone** (destination for OTP challenge notifications).</w:t>
+      </w:r>
+    </w:p>
+    <w:p>
+      <w:pPr>
+        <w:pStyle w:val="ListBullet"/>
+        <w:spacing w:before="0" w:after="40"/>
+      </w:pPr>
+      <w:r>
+        <w:rPr>
+          <w:rFonts w:ascii="Segoe UI" w:hAnsi="Segoe UI"/>
+          <w:color w:val="374151"/>
+          <w:sz w:val="21"/>
+        </w:rPr>
+        <w:t>**Company Name** (business name for invoice receipts).</w:t>
+      </w:r>
+    </w:p>
+    <w:p>
+      <w:pPr>
+        <w:pStyle w:val="ListNumber"/>
+        <w:spacing w:before="0" w:after="40"/>
+      </w:pPr>
+      <w:r>
+        <w:rPr>
+          <w:rFonts w:ascii="Segoe UI" w:hAnsi="Segoe UI"/>
+          <w:color w:val="374151"/>
+          <w:sz w:val="21"/>
+        </w:rPr>
+        <w:t>Click **Save Profile Details** to update configuration stores.</w:t>
+      </w:r>
+    </w:p>
+    <w:p>
+      <w:pPr>
+        <w:keepNext/>
+        <w:spacing w:before="240" w:after="80"/>
+      </w:pPr>
+      <w:r>
+        <w:rPr>
+          <w:rFonts w:ascii="Segoe UI" w:hAnsi="Segoe UI"/>
+          <w:b/>
+          <w:color w:val="374151"/>
+          <w:sz w:val="24"/>
+        </w:rPr>
+        <w:t>5.2 Subscription Configuration (Postpay Model)</w:t>
+      </w:r>
+    </w:p>
+    <w:p>
+      <w:pPr>
+        <w:spacing w:before="0" w:after="120" w:line="276" w:lineRule="auto"/>
+      </w:pPr>
+      <w:r>
+        <w:rPr>
+          <w:rFonts w:ascii="Segoe UI" w:hAnsi="Segoe UI"/>
+          <w:color w:val="374151"/>
+          <w:sz w:val="21"/>
+        </w:rPr>
+        <w:t>FinCommerce subscriptions operate under a **Postpay** billing model. Merchants are invoiced at the end of each monthly cycle based on the active plan tier and linked shop nodes count.</w:t>
+      </w:r>
+    </w:p>
+    <w:p>
+      <w:pPr>
+        <w:pStyle w:val="ListBullet"/>
+        <w:spacing w:before="0" w:after="40"/>
+      </w:pPr>
+      <w:r>
+        <w:rPr>
+          <w:rFonts w:ascii="Segoe UI" w:hAnsi="Segoe UI"/>
+          <w:color w:val="374151"/>
+          <w:sz w:val="21"/>
+        </w:rPr>
+        <w:t>**Tiers &amp; Payment Method Selection**: You can change your active tier dropdown (Free, Basic, Advance) or select a Payment Method (Credit Card, PromptPay QR Autopay, E-Wallet) and click **Save Billing Info**.</w:t>
+      </w:r>
+    </w:p>
+    <w:p>
+      <w:pPr>
+        <w:keepNext/>
+        <w:spacing w:before="240" w:after="80"/>
+      </w:pPr>
+      <w:r>
+        <w:rPr>
+          <w:rFonts w:ascii="Segoe UI" w:hAnsi="Segoe UI"/>
+          <w:b/>
+          <w:color w:val="374151"/>
+          <w:sz w:val="24"/>
+        </w:rPr>
+        <w:t>5.3 Cancelling Subscription</w:t>
+      </w:r>
+    </w:p>
+    <w:p>
+      <w:pPr>
+        <w:spacing w:before="0" w:after="120" w:line="276" w:lineRule="auto"/>
+      </w:pPr>
+      <w:r>
+        <w:rPr>
+          <w:rFonts w:ascii="Segoe UI" w:hAnsi="Segoe UI"/>
+          <w:color w:val="374151"/>
+          <w:sz w:val="21"/>
+        </w:rPr>
+        <w:t>To stop future postpaid billing cycles:</w:t>
+      </w:r>
+    </w:p>
+    <w:p>
+      <w:pPr>
+        <w:pStyle w:val="ListNumber"/>
+        <w:spacing w:before="0" w:after="40"/>
+      </w:pPr>
+      <w:r>
+        <w:rPr>
+          <w:rFonts w:ascii="Segoe UI" w:hAnsi="Segoe UI"/>
+          <w:color w:val="374151"/>
+          <w:sz w:val="21"/>
+        </w:rPr>
+        <w:t>Under **Subscription &amp; Billing**, click the **Cancel Subscription** button.</w:t>
+      </w:r>
+    </w:p>
+    <w:p>
+      <w:pPr>
+        <w:pStyle w:val="ListNumber"/>
+        <w:spacing w:before="0" w:after="40"/>
+      </w:pPr>
+      <w:r>
+        <w:rPr>
+          <w:rFonts w:ascii="Segoe UI" w:hAnsi="Segoe UI"/>
+          <w:color w:val="374151"/>
+          <w:sz w:val="21"/>
+        </w:rPr>
+        <w:t>Confirm the action in the validation alert box.</w:t>
+      </w:r>
+    </w:p>
+    <w:p>
+      <w:pPr>
+        <w:pStyle w:val="ListNumber"/>
+        <w:spacing w:before="0" w:after="40"/>
+      </w:pPr>
+      <w:r>
+        <w:rPr>
+          <w:rFonts w:ascii="Segoe UI" w:hAnsi="Segoe UI"/>
+          <w:color w:val="374151"/>
+          <w:sz w:val="21"/>
+        </w:rPr>
+        <w:t>The system immediately downgrades your account to the **Free Tier**, resets the payment method to **None**, and restricts your catalog to 1 linked store and 10 SKUs. Outstanding usage charges for the current cycle will be invoiced at the end of the month.</w:t>
+      </w:r>
+    </w:p>
+    <w:p>
+      <w:pPr>
+        <w:keepNext/>
+        <w:spacing w:before="240" w:after="80"/>
+      </w:pPr>
+      <w:r>
+        <w:rPr>
+          <w:rFonts w:ascii="Segoe UI" w:hAnsi="Segoe UI"/>
+          <w:b/>
+          <w:color w:val="374151"/>
+          <w:sz w:val="24"/>
+        </w:rPr>
+        <w:t>5.4 Deleting Merchant Account (Conditional Block)</w:t>
+      </w:r>
+    </w:p>
+    <w:p>
+      <w:pPr>
+        <w:spacing w:before="0" w:after="120" w:line="276" w:lineRule="auto"/>
+      </w:pPr>
+      <w:r>
+        <w:rPr>
+          <w:rFonts w:ascii="Segoe UI" w:hAnsi="Segoe UI"/>
+          <w:color w:val="374151"/>
+          <w:sz w:val="21"/>
+        </w:rPr>
+        <w:t>To permanently remove your tenant workspace and delete your account:</w:t>
+      </w:r>
+    </w:p>
+    <w:p>
+      <w:pPr>
+        <w:pStyle w:val="ListNumber"/>
+        <w:spacing w:before="0" w:after="40"/>
+      </w:pPr>
+      <w:r>
+        <w:rPr>
+          <w:rFonts w:ascii="Segoe UI" w:hAnsi="Segoe UI"/>
+          <w:color w:val="374151"/>
+          <w:sz w:val="21"/>
+        </w:rPr>
+        <w:t>Ensure your subscription has been **cancelled** (the account must be on the **Free Tier**).</w:t>
+      </w:r>
+    </w:p>
+    <w:p>
+      <w:pPr>
+        <w:pStyle w:val="ListNumber"/>
+        <w:spacing w:before="0" w:after="40"/>
+      </w:pPr>
+      <w:r>
+        <w:rPr>
+          <w:rFonts w:ascii="Segoe UI" w:hAnsi="Segoe UI"/>
+          <w:color w:val="374151"/>
+          <w:sz w:val="21"/>
+        </w:rPr>
+        <w:t>Click **Delete Merchant Account** under **Account Deletion**.</w:t>
+      </w:r>
+    </w:p>
+    <w:p>
+      <w:pPr>
+        <w:pStyle w:val="ListNumber"/>
+        <w:spacing w:before="0" w:after="40"/>
+      </w:pPr>
+      <w:r>
+        <w:rPr>
+          <w:rFonts w:ascii="Segoe UI" w:hAnsi="Segoe UI"/>
+          <w:color w:val="374151"/>
+          <w:sz w:val="21"/>
+        </w:rPr>
+        <w:t>**If you have a paid subscription (Basic/Advance)**: The system blocks deletion with a warning. You must cancel the active plan first.</w:t>
+      </w:r>
+    </w:p>
+    <w:p>
+      <w:pPr>
+        <w:pStyle w:val="ListNumber"/>
+        <w:spacing w:before="0" w:after="40"/>
+      </w:pPr>
+      <w:r>
+        <w:rPr>
+          <w:rFonts w:ascii="Segoe UI" w:hAnsi="Segoe UI"/>
+          <w:color w:val="374151"/>
+          <w:sz w:val="21"/>
+        </w:rPr>
+        <w:t>**If on the Free Tier**: The system prompts for security password verification. Once confirmed, your workspace is deleted, cookies cleared, and you are redirected to the login page.</w:t>
+      </w:r>
+    </w:p>
     <w:sectPr>
       <w:pgSz w:w="12240" w:h="15840"/>
       <w:pgMar w:top="1440" w:right="1440" w:bottom="1440" w:left="1440" w:header="720" w:footer="720" w:gutter="0"/>

--- a/docs/User_Manual.docx
+++ b/docs/User_Manual.docx
@@ -1971,19 +1971,6 @@
     </w:p>
     <w:p>
       <w:pPr>
-        <w:spacing w:before="0" w:after="120" w:line="276" w:lineRule="auto"/>
-      </w:pPr>
-      <w:r>
-        <w:rPr>
-          <w:rFonts w:ascii="Segoe UI" w:hAnsi="Segoe UI"/>
-          <w:color w:val="374151"/>
-          <w:sz w:val="21"/>
-        </w:rPr>
-        <w:t>To permanently remove your tenant workspace and delete your account:</w:t>
-      </w:r>
-    </w:p>
-    <w:p>
-      <w:pPr>
         <w:pStyle w:val="ListNumber"/>
         <w:spacing w:before="0" w:after="40"/>
       </w:pPr>
@@ -2036,6 +2023,259 @@
           <w:sz w:val="21"/>
         </w:rPr>
         <w:t>**If on the Free Tier**: The system prompts for security password verification. Once confirmed, your workspace is deleted, cookies cleared, and you are redirected to the login page.</w:t>
+      </w:r>
+    </w:p>
+    <w:p>
+      <w:pPr>
+        <w:spacing w:before="0" w:after="120" w:line="276" w:lineRule="auto"/>
+      </w:pPr>
+      <w:r>
+        <w:rPr>
+          <w:rFonts w:ascii="Segoe UI" w:hAnsi="Segoe UI"/>
+          <w:color w:val="374151"/>
+          <w:sz w:val="21"/>
+        </w:rPr>
+        <w:t>---</w:t>
+      </w:r>
+    </w:p>
+    <w:p>
+      <w:pPr>
+        <w:keepNext/>
+        <w:spacing w:before="240" w:after="80"/>
+      </w:pPr>
+      <w:r>
+        <w:rPr>
+          <w:rFonts w:ascii="Segoe UI" w:hAnsi="Segoe UI"/>
+          <w:b/>
+          <w:color w:val="06B6D4"/>
+          <w:sz w:val="30"/>
+        </w:rPr>
+        <w:t>6. Payment &amp; Payout Tracking</w:t>
+      </w:r>
+    </w:p>
+    <w:p>
+      <w:pPr>
+        <w:spacing w:before="0" w:after="120" w:line="276" w:lineRule="auto"/>
+      </w:pPr>
+      <w:r>
+        <w:rPr>
+          <w:rFonts w:ascii="Segoe UI" w:hAnsi="Segoe UI"/>
+          <w:color w:val="374151"/>
+          <w:sz w:val="21"/>
+        </w:rPr>
+        <w:t>Navigate to the **Payment Tracking** tab on the sidebar to audit order settlements, platform commission fees, and scheduled payouts.</w:t>
+      </w:r>
+    </w:p>
+    <w:p>
+      <w:pPr>
+        <w:keepNext/>
+        <w:spacing w:before="240" w:after="80"/>
+      </w:pPr>
+      <w:r>
+        <w:rPr>
+          <w:rFonts w:ascii="Segoe UI" w:hAnsi="Segoe UI"/>
+          <w:b/>
+          <w:color w:val="374151"/>
+          <w:sz w:val="24"/>
+        </w:rPr>
+        <w:t>6.1 Ledger Columns</w:t>
+      </w:r>
+    </w:p>
+    <w:p>
+      <w:pPr>
+        <w:pStyle w:val="ListBullet"/>
+        <w:spacing w:before="0" w:after="40"/>
+      </w:pPr>
+      <w:r>
+        <w:rPr>
+          <w:rFonts w:ascii="Segoe UI" w:hAnsi="Segoe UI"/>
+          <w:color w:val="374151"/>
+          <w:sz w:val="21"/>
+        </w:rPr>
+        <w:t>**Order ID**: Platform order identifier (e.g. `ORD-2026-9901`).</w:t>
+      </w:r>
+    </w:p>
+    <w:p>
+      <w:pPr>
+        <w:pStyle w:val="ListBullet"/>
+        <w:spacing w:before="0" w:after="40"/>
+      </w:pPr>
+      <w:r>
+        <w:rPr>
+          <w:rFonts w:ascii="Segoe UI" w:hAnsi="Segoe UI"/>
+          <w:color w:val="374151"/>
+          <w:sz w:val="21"/>
+        </w:rPr>
+        <w:t>**Platform**: The connected shop channel origin (Shopee, Lazada, TikTok Shop).</w:t>
+      </w:r>
+    </w:p>
+    <w:p>
+      <w:pPr>
+        <w:pStyle w:val="ListBullet"/>
+        <w:spacing w:before="0" w:after="40"/>
+      </w:pPr>
+      <w:r>
+        <w:rPr>
+          <w:rFonts w:ascii="Segoe UI" w:hAnsi="Segoe UI"/>
+          <w:color w:val="374151"/>
+          <w:sz w:val="21"/>
+        </w:rPr>
+        <w:t>**Expected Payout Date**: Projected date the platform settles the order funds into your bank account.</w:t>
+      </w:r>
+    </w:p>
+    <w:p>
+      <w:pPr>
+        <w:pStyle w:val="ListBullet"/>
+        <w:spacing w:before="0" w:after="40"/>
+      </w:pPr>
+      <w:r>
+        <w:rPr>
+          <w:rFonts w:ascii="Segoe UI" w:hAnsi="Segoe UI"/>
+          <w:color w:val="374151"/>
+          <w:sz w:val="21"/>
+        </w:rPr>
+        <w:t>**Gross Amount**: Total order sale price paid by the customer.</w:t>
+      </w:r>
+    </w:p>
+    <w:p>
+      <w:pPr>
+        <w:pStyle w:val="ListBullet"/>
+        <w:spacing w:before="0" w:after="40"/>
+      </w:pPr>
+      <w:r>
+        <w:rPr>
+          <w:rFonts w:ascii="Segoe UI" w:hAnsi="Segoe UI"/>
+          <w:color w:val="374151"/>
+          <w:sz w:val="21"/>
+        </w:rPr>
+        <w:t>**Fees Deducted**: Platform commissions and transaction processing costs subtracted.</w:t>
+      </w:r>
+    </w:p>
+    <w:p>
+      <w:pPr>
+        <w:pStyle w:val="ListBullet"/>
+        <w:spacing w:before="0" w:after="40"/>
+      </w:pPr>
+      <w:r>
+        <w:rPr>
+          <w:rFonts w:ascii="Segoe UI" w:hAnsi="Segoe UI"/>
+          <w:color w:val="374151"/>
+          <w:sz w:val="21"/>
+        </w:rPr>
+        <w:t>**Net Settlement**: Final payout value scheduled for release.</w:t>
+      </w:r>
+    </w:p>
+    <w:p>
+      <w:pPr>
+        <w:pStyle w:val="ListBullet"/>
+        <w:spacing w:before="0" w:after="40"/>
+      </w:pPr>
+      <w:r>
+        <w:rPr>
+          <w:rFonts w:ascii="Segoe UI" w:hAnsi="Segoe UI"/>
+          <w:color w:val="374151"/>
+          <w:sz w:val="21"/>
+        </w:rPr>
+        <w:t>**Payout Status**:</w:t>
+      </w:r>
+    </w:p>
+    <w:p>
+      <w:pPr>
+        <w:pStyle w:val="ListBullet"/>
+        <w:spacing w:before="0" w:after="40"/>
+      </w:pPr>
+      <w:r>
+        <w:rPr>
+          <w:rFonts w:ascii="Segoe UI" w:hAnsi="Segoe UI"/>
+          <w:color w:val="374151"/>
+          <w:sz w:val="21"/>
+        </w:rPr>
+        <w:t>`Settled`: Funds successfully paid to your designated bank account (e.g., SCB, KBank).</w:t>
+      </w:r>
+    </w:p>
+    <w:p>
+      <w:pPr>
+        <w:pStyle w:val="ListBullet"/>
+        <w:spacing w:before="0" w:after="40"/>
+      </w:pPr>
+      <w:r>
+        <w:rPr>
+          <w:rFonts w:ascii="Segoe UI" w:hAnsi="Segoe UI"/>
+          <w:color w:val="374151"/>
+          <w:sz w:val="21"/>
+        </w:rPr>
+        <w:t>`Pending`: Awaiting cycle release.</w:t>
+      </w:r>
+    </w:p>
+    <w:p>
+      <w:pPr>
+        <w:pStyle w:val="ListBullet"/>
+        <w:spacing w:before="0" w:after="40"/>
+      </w:pPr>
+      <w:r>
+        <w:rPr>
+          <w:rFonts w:ascii="Segoe UI" w:hAnsi="Segoe UI"/>
+          <w:color w:val="374151"/>
+          <w:sz w:val="21"/>
+        </w:rPr>
+        <w:t>`On Hold`: Settlement paused due to active customer refund disputes or delivery claims.</w:t>
+      </w:r>
+    </w:p>
+    <w:p>
+      <w:pPr>
+        <w:keepNext/>
+        <w:spacing w:before="240" w:after="80"/>
+      </w:pPr>
+      <w:r>
+        <w:rPr>
+          <w:rFonts w:ascii="Segoe UI" w:hAnsi="Segoe UI"/>
+          <w:b/>
+          <w:color w:val="374151"/>
+          <w:sz w:val="24"/>
+        </w:rPr>
+        <w:t>6.2 Searching &amp; Filtering</w:t>
+      </w:r>
+    </w:p>
+    <w:p>
+      <w:pPr>
+        <w:pStyle w:val="ListNumber"/>
+        <w:spacing w:before="0" w:after="40"/>
+      </w:pPr>
+      <w:r>
+        <w:rPr>
+          <w:rFonts w:ascii="Segoe UI" w:hAnsi="Segoe UI"/>
+          <w:color w:val="374151"/>
+          <w:sz w:val="21"/>
+        </w:rPr>
+        <w:t>**Search Query**: Type in the search box to find specific Order IDs.</w:t>
+      </w:r>
+    </w:p>
+    <w:p>
+      <w:pPr>
+        <w:pStyle w:val="ListNumber"/>
+        <w:spacing w:before="0" w:after="40"/>
+      </w:pPr>
+      <w:r>
+        <w:rPr>
+          <w:rFonts w:ascii="Segoe UI" w:hAnsi="Segoe UI"/>
+          <w:color w:val="374151"/>
+          <w:sz w:val="21"/>
+        </w:rPr>
+        <w:t>**Status Dropdown**: Filter transactions by status (`Settled`, `Pending`, `On Hold`).</w:t>
+      </w:r>
+    </w:p>
+    <w:p>
+      <w:pPr>
+        <w:pStyle w:val="ListNumber"/>
+        <w:spacing w:before="0" w:after="40"/>
+      </w:pPr>
+      <w:r>
+        <w:rPr>
+          <w:rFonts w:ascii="Segoe UI" w:hAnsi="Segoe UI"/>
+          <w:color w:val="374151"/>
+          <w:sz w:val="21"/>
+        </w:rPr>
+        <w:t>**Shop Filters**: Check/uncheck Shopee, Lazada, or TikTok checkboxes to include or exclude specific channels. The summary cards will recalculate active balances automatically.</w:t>
       </w:r>
     </w:p>
     <w:sectPr>

--- a/docs/User_Manual.docx
+++ b/docs/User_Manual.docx
@@ -2278,6 +2278,272 @@
         <w:t>**Shop Filters**: Check/uncheck Shopee, Lazada, or TikTok checkboxes to include or exclude specific channels. The summary cards will recalculate active balances automatically.</w:t>
       </w:r>
     </w:p>
+    <w:p>
+      <w:pPr>
+        <w:spacing w:before="0" w:after="120" w:line="276" w:lineRule="auto"/>
+      </w:pPr>
+      <w:r>
+        <w:rPr>
+          <w:rFonts w:ascii="Segoe UI" w:hAnsi="Segoe UI"/>
+          <w:color w:val="374151"/>
+          <w:sz w:val="21"/>
+        </w:rPr>
+        <w:t>---</w:t>
+      </w:r>
+    </w:p>
+    <w:p>
+      <w:pPr>
+        <w:keepNext/>
+        <w:spacing w:before="240" w:after="80"/>
+      </w:pPr>
+      <w:r>
+        <w:rPr>
+          <w:rFonts w:ascii="Segoe UI" w:hAnsi="Segoe UI"/>
+          <w:b/>
+          <w:color w:val="06B6D4"/>
+          <w:sz w:val="30"/>
+        </w:rPr>
+        <w:t>7. Daily Shipping &amp; Inbound Customer Returns</w:t>
+      </w:r>
+    </w:p>
+    <w:p>
+      <w:pPr>
+        <w:spacing w:before="0" w:after="120" w:line="276" w:lineRule="auto"/>
+      </w:pPr>
+      <w:r>
+        <w:rPr>
+          <w:rFonts w:ascii="Segoe UI" w:hAnsi="Segoe UI"/>
+          <w:color w:val="374151"/>
+          <w:sz w:val="21"/>
+        </w:rPr>
+        <w:t>Navigate to the **Shipping Progress** tab on the sidebar to monitor daily courier transits and action customer returns.</w:t>
+      </w:r>
+    </w:p>
+    <w:p>
+      <w:pPr>
+        <w:keepNext/>
+        <w:spacing w:before="240" w:after="80"/>
+      </w:pPr>
+      <w:r>
+        <w:rPr>
+          <w:rFonts w:ascii="Segoe UI" w:hAnsi="Segoe UI"/>
+          <w:b/>
+          <w:color w:val="374151"/>
+          <w:sz w:val="24"/>
+        </w:rPr>
+        <w:t>7.1 Outbound Deliveries</w:t>
+      </w:r>
+    </w:p>
+    <w:p>
+      <w:pPr>
+        <w:pStyle w:val="ListBullet"/>
+        <w:spacing w:before="0" w:after="40"/>
+      </w:pPr>
+      <w:r>
+        <w:rPr>
+          <w:rFonts w:ascii="Segoe UI" w:hAnsi="Segoe UI"/>
+          <w:color w:val="374151"/>
+          <w:sz w:val="21"/>
+        </w:rPr>
+        <w:t>View ongoing outbound transits (Flash Express, J&amp;T Express, Kerry Logistics, Ninja Van).</w:t>
+      </w:r>
+    </w:p>
+    <w:p>
+      <w:pPr>
+        <w:pStyle w:val="ListBullet"/>
+        <w:spacing w:before="0" w:after="40"/>
+      </w:pPr>
+      <w:r>
+        <w:rPr>
+          <w:rFonts w:ascii="Segoe UI" w:hAnsi="Segoe UI"/>
+          <w:color w:val="374151"/>
+          <w:sz w:val="21"/>
+        </w:rPr>
+        <w:t>**Track Parcel**: Click the `Track` button next to any shipment to open a vertical routing timeline detailing the exact handover, sorting hubs, and signature timestamps.</w:t>
+      </w:r>
+    </w:p>
+    <w:p>
+      <w:pPr>
+        <w:pStyle w:val="ListBullet"/>
+        <w:spacing w:before="0" w:after="40"/>
+      </w:pPr>
+      <w:r>
+        <w:rPr>
+          <w:rFonts w:ascii="Segoe UI" w:hAnsi="Segoe UI"/>
+          <w:color w:val="374151"/>
+          <w:sz w:val="21"/>
+        </w:rPr>
+        <w:t>Outbound status metrics automatically count transit volumes, out-for-delivery loads, and completed handovers.</w:t>
+      </w:r>
+    </w:p>
+    <w:p>
+      <w:pPr>
+        <w:keepNext/>
+        <w:spacing w:before="240" w:after="80"/>
+      </w:pPr>
+      <w:r>
+        <w:rPr>
+          <w:rFonts w:ascii="Segoe UI" w:hAnsi="Segoe UI"/>
+          <w:b/>
+          <w:color w:val="374151"/>
+          <w:sz w:val="24"/>
+        </w:rPr>
+        <w:t>7.2 Customer Returns &amp; Claims Tasks</w:t>
+      </w:r>
+    </w:p>
+    <w:p>
+      <w:pPr>
+        <w:spacing w:before="0" w:after="120" w:line="276" w:lineRule="auto"/>
+      </w:pPr>
+      <w:r>
+        <w:rPr>
+          <w:rFonts w:ascii="Segoe UI" w:hAnsi="Segoe UI"/>
+          <w:color w:val="374151"/>
+          <w:sz w:val="21"/>
+        </w:rPr>
+        <w:t>Under the **Inbound Returns &amp; Tasks** tab, you can track customer-initiated returns:</w:t>
+      </w:r>
+    </w:p>
+    <w:p>
+      <w:pPr>
+        <w:pStyle w:val="ListBullet"/>
+        <w:spacing w:before="0" w:after="40"/>
+      </w:pPr>
+      <w:r>
+        <w:rPr>
+          <w:rFonts w:ascii="Segoe UI" w:hAnsi="Segoe UI"/>
+          <w:color w:val="374151"/>
+          <w:sz w:val="21"/>
+        </w:rPr>
+        <w:t>** returned SKU Item**: Lists the specific product the buyer has returned.</w:t>
+      </w:r>
+    </w:p>
+    <w:p>
+      <w:pPr>
+        <w:pStyle w:val="ListBullet"/>
+        <w:spacing w:before="0" w:after="40"/>
+      </w:pPr>
+      <w:r>
+        <w:rPr>
+          <w:rFonts w:ascii="Segoe UI" w:hAnsi="Segoe UI"/>
+          <w:color w:val="374151"/>
+          <w:sz w:val="21"/>
+        </w:rPr>
+        <w:t>**Return Reason**: Customer's refund claim reason (e.g. Defective, Wrong Size).</w:t>
+      </w:r>
+    </w:p>
+    <w:p>
+      <w:pPr>
+        <w:pStyle w:val="ListBullet"/>
+        <w:spacing w:before="0" w:after="40"/>
+      </w:pPr>
+      <w:r>
+        <w:rPr>
+          <w:rFonts w:ascii="Segoe UI" w:hAnsi="Segoe UI"/>
+          <w:color w:val="374151"/>
+          <w:sz w:val="21"/>
+        </w:rPr>
+        <w:t>**Inspection Checklist Task**:</w:t>
+      </w:r>
+    </w:p>
+    <w:p>
+      <w:pPr>
+        <w:pStyle w:val="ListNumber"/>
+        <w:spacing w:before="0" w:after="40"/>
+      </w:pPr>
+      <w:r>
+        <w:rPr>
+          <w:rFonts w:ascii="Segoe UI" w:hAnsi="Segoe UI"/>
+          <w:color w:val="374151"/>
+          <w:sz w:val="21"/>
+        </w:rPr>
+        <w:t>Click `Inspect &amp; Process` next to any return record flagged as `Awaiting Inspection`.</w:t>
+      </w:r>
+    </w:p>
+    <w:p>
+      <w:pPr>
+        <w:pStyle w:val="ListNumber"/>
+        <w:spacing w:before="0" w:after="40"/>
+      </w:pPr>
+      <w:r>
+        <w:rPr>
+          <w:rFonts w:ascii="Segoe UI" w:hAnsi="Segoe UI"/>
+          <w:color w:val="374151"/>
+          <w:sz w:val="21"/>
+        </w:rPr>
+        <w:t>Complete the mandatory quality verification checks:</w:t>
+      </w:r>
+    </w:p>
+    <w:p>
+      <w:pPr>
+        <w:pStyle w:val="ListBullet"/>
+        <w:spacing w:before="0" w:after="40"/>
+      </w:pPr>
+      <w:r>
+        <w:rPr>
+          <w:rFonts w:ascii="Segoe UI" w:hAnsi="Segoe UI"/>
+          <w:color w:val="374151"/>
+          <w:sz w:val="21"/>
+        </w:rPr>
+        <w:t>Confirm outer labels match courier manifest records.</w:t>
+      </w:r>
+    </w:p>
+    <w:p>
+      <w:pPr>
+        <w:pStyle w:val="ListBullet"/>
+        <w:spacing w:before="0" w:after="40"/>
+      </w:pPr>
+      <w:r>
+        <w:rPr>
+          <w:rFonts w:ascii="Segoe UI" w:hAnsi="Segoe UI"/>
+          <w:color w:val="374151"/>
+          <w:sz w:val="21"/>
+        </w:rPr>
+        <w:t>Confirm physical SKU matches catalog records.</w:t>
+      </w:r>
+    </w:p>
+    <w:p>
+      <w:pPr>
+        <w:pStyle w:val="ListBullet"/>
+        <w:spacing w:before="0" w:after="40"/>
+      </w:pPr>
+      <w:r>
+        <w:rPr>
+          <w:rFonts w:ascii="Segoe UI" w:hAnsi="Segoe UI"/>
+          <w:color w:val="374151"/>
+          <w:sz w:val="21"/>
+        </w:rPr>
+        <w:t>Confirm item is in clean, restockable condition.</w:t>
+      </w:r>
+    </w:p>
+    <w:p>
+      <w:pPr>
+        <w:pStyle w:val="ListNumber"/>
+        <w:spacing w:before="0" w:after="40"/>
+      </w:pPr>
+      <w:r>
+        <w:rPr>
+          <w:rFonts w:ascii="Segoe UI" w:hAnsi="Segoe UI"/>
+          <w:color w:val="374151"/>
+          <w:sz w:val="21"/>
+        </w:rPr>
+        <w:t>Click **Approve &amp; Restock** to automatically increment the catalog stock quantity by +1, process the customer's refund, and mark the status as `Refund Processed`.</w:t>
+      </w:r>
+    </w:p>
+    <w:p>
+      <w:pPr>
+        <w:pStyle w:val="ListNumber"/>
+        <w:spacing w:before="0" w:after="40"/>
+      </w:pPr>
+      <w:r>
+        <w:rPr>
+          <w:rFonts w:ascii="Segoe UI" w:hAnsi="Segoe UI"/>
+          <w:color w:val="374151"/>
+          <w:sz w:val="21"/>
+        </w:rPr>
+        <w:t>Alternatively, click **Reject Claim** to set the status to `Rejected` and flag the package for buyer-dispute handling.</w:t>
+      </w:r>
+    </w:p>
     <w:sectPr>
       <w:pgSz w:w="12240" w:h="15840"/>
       <w:pgMar w:top="1440" w:right="1440" w:bottom="1440" w:left="1440" w:header="720" w:footer="720" w:gutter="0"/>

--- a/docs/User_Manual.docx
+++ b/docs/User_Manual.docx
@@ -2544,6 +2544,287 @@
         <w:t>Alternatively, click **Reject Claim** to set the status to `Rejected` and flag the package for buyer-dispute handling.</w:t>
       </w:r>
     </w:p>
+    <w:p>
+      <w:pPr>
+        <w:spacing w:before="0" w:after="120" w:line="276" w:lineRule="auto"/>
+      </w:pPr>
+      <w:r>
+        <w:rPr>
+          <w:rFonts w:ascii="Segoe UI" w:hAnsi="Segoe UI"/>
+          <w:color w:val="374151"/>
+          <w:sz w:val="21"/>
+        </w:rPr>
+        <w:t>---</w:t>
+      </w:r>
+    </w:p>
+    <w:p>
+      <w:pPr>
+        <w:keepNext/>
+        <w:spacing w:before="240" w:after="80"/>
+      </w:pPr>
+      <w:r>
+        <w:rPr>
+          <w:rFonts w:ascii="Segoe UI" w:hAnsi="Segoe UI"/>
+          <w:b/>
+          <w:color w:val="06B6D4"/>
+          <w:sz w:val="30"/>
+        </w:rPr>
+        <w:t>8. Order Management Console</w:t>
+      </w:r>
+    </w:p>
+    <w:p>
+      <w:pPr>
+        <w:spacing w:before="0" w:after="120" w:line="276" w:lineRule="auto"/>
+      </w:pPr>
+      <w:r>
+        <w:rPr>
+          <w:rFonts w:ascii="Segoe UI" w:hAnsi="Segoe UI"/>
+          <w:color w:val="374151"/>
+          <w:sz w:val="21"/>
+        </w:rPr>
+        <w:t>Navigate to the **Order Management** tab on the sidebar to process incoming customer orders, cancel orders, and print shipping documents.</w:t>
+      </w:r>
+    </w:p>
+    <w:p>
+      <w:pPr>
+        <w:keepNext/>
+        <w:spacing w:before="240" w:after="80"/>
+      </w:pPr>
+      <w:r>
+        <w:rPr>
+          <w:rFonts w:ascii="Segoe UI" w:hAnsi="Segoe UI"/>
+          <w:b/>
+          <w:color w:val="374151"/>
+          <w:sz w:val="24"/>
+        </w:rPr>
+        <w:t>8.1 Processing Orders (Accept Order)</w:t>
+      </w:r>
+    </w:p>
+    <w:p>
+      <w:pPr>
+        <w:pStyle w:val="ListNumber"/>
+        <w:spacing w:before="0" w:after="40"/>
+      </w:pPr>
+      <w:r>
+        <w:rPr>
+          <w:rFonts w:ascii="Segoe UI" w:hAnsi="Segoe UI"/>
+          <w:color w:val="374151"/>
+          <w:sz w:val="21"/>
+        </w:rPr>
+        <w:t>In the orders table, new incoming orders are flagged as `New Order`.</w:t>
+      </w:r>
+    </w:p>
+    <w:p>
+      <w:pPr>
+        <w:pStyle w:val="ListNumber"/>
+        <w:spacing w:before="0" w:after="40"/>
+      </w:pPr>
+      <w:r>
+        <w:rPr>
+          <w:rFonts w:ascii="Segoe UI" w:hAnsi="Segoe UI"/>
+          <w:color w:val="374151"/>
+          <w:sz w:val="21"/>
+        </w:rPr>
+        <w:t>Click **Accept** in the action column next to a single order, or select multiple checkboxes and click **Accept Selected** at the top.</w:t>
+      </w:r>
+    </w:p>
+    <w:p>
+      <w:pPr>
+        <w:pStyle w:val="ListNumber"/>
+        <w:spacing w:before="0" w:after="40"/>
+      </w:pPr>
+      <w:r>
+        <w:rPr>
+          <w:rFonts w:ascii="Segoe UI" w:hAnsi="Segoe UI"/>
+          <w:color w:val="374151"/>
+          <w:sz w:val="21"/>
+        </w:rPr>
+        <w:t>The system triggers simulated API requests to the target platform (Shopee, Lazada, or TikTok Shop), logs the endpoint parameters, and updates the status to `Ready to Ship`.</w:t>
+      </w:r>
+    </w:p>
+    <w:p>
+      <w:pPr>
+        <w:keepNext/>
+        <w:spacing w:before="240" w:after="80"/>
+      </w:pPr>
+      <w:r>
+        <w:rPr>
+          <w:rFonts w:ascii="Segoe UI" w:hAnsi="Segoe UI"/>
+          <w:b/>
+          <w:color w:val="374151"/>
+          <w:sz w:val="24"/>
+        </w:rPr>
+        <w:t>8.2 Mandatory Cancellation Follow-ups</w:t>
+      </w:r>
+    </w:p>
+    <w:p>
+      <w:pPr>
+        <w:spacing w:before="0" w:after="120" w:line="276" w:lineRule="auto"/>
+      </w:pPr>
+      <w:r>
+        <w:rPr>
+          <w:rFonts w:ascii="Segoe UI" w:hAnsi="Segoe UI"/>
+          <w:color w:val="374151"/>
+          <w:sz w:val="21"/>
+        </w:rPr>
+        <w:t>To cancel an order:</w:t>
+      </w:r>
+    </w:p>
+    <w:p>
+      <w:pPr>
+        <w:pStyle w:val="ListNumber"/>
+        <w:spacing w:before="0" w:after="40"/>
+      </w:pPr>
+      <w:r>
+        <w:rPr>
+          <w:rFonts w:ascii="Segoe UI" w:hAnsi="Segoe UI"/>
+          <w:color w:val="374151"/>
+          <w:sz w:val="21"/>
+        </w:rPr>
+        <w:t>Click **Cancel** next to any active order.</w:t>
+      </w:r>
+    </w:p>
+    <w:p>
+      <w:pPr>
+        <w:pStyle w:val="ListNumber"/>
+        <w:spacing w:before="0" w:after="40"/>
+      </w:pPr>
+      <w:r>
+        <w:rPr>
+          <w:rFonts w:ascii="Segoe UI" w:hAnsi="Segoe UI"/>
+          <w:color w:val="374151"/>
+          <w:sz w:val="21"/>
+        </w:rPr>
+        <w:t>The **Cancel Platform Order** modal will launch.</w:t>
+      </w:r>
+    </w:p>
+    <w:p>
+      <w:pPr>
+        <w:pStyle w:val="ListNumber"/>
+        <w:spacing w:before="0" w:after="40"/>
+      </w:pPr>
+      <w:r>
+        <w:rPr>
+          <w:rFonts w:ascii="Segoe UI" w:hAnsi="Segoe UI"/>
+          <w:color w:val="374151"/>
+          <w:sz w:val="21"/>
+        </w:rPr>
+        <w:t>Select a cancellation reason. The reasons are customized and mandatory based on the platform specifications:</w:t>
+      </w:r>
+    </w:p>
+    <w:p>
+      <w:pPr>
+        <w:pStyle w:val="ListBullet"/>
+        <w:spacing w:before="0" w:after="40"/>
+      </w:pPr>
+      <w:r>
+        <w:rPr>
+          <w:rFonts w:ascii="Segoe UI" w:hAnsi="Segoe UI"/>
+          <w:color w:val="374151"/>
+          <w:sz w:val="21"/>
+        </w:rPr>
+        <w:t>**Shopee**: Out of Stock, Customer Request, or Delivery Area Restriction.</w:t>
+      </w:r>
+    </w:p>
+    <w:p>
+      <w:pPr>
+        <w:pStyle w:val="ListBullet"/>
+        <w:spacing w:before="0" w:after="40"/>
+      </w:pPr>
+      <w:r>
+        <w:rPr>
+          <w:rFonts w:ascii="Segoe UI" w:hAnsi="Segoe UI"/>
+          <w:color w:val="374151"/>
+          <w:sz w:val="21"/>
+        </w:rPr>
+        <w:t>**Lazada**: Out of Stock, Sourcing Delay, or Pricing Error.</w:t>
+      </w:r>
+    </w:p>
+    <w:p>
+      <w:pPr>
+        <w:pStyle w:val="ListBullet"/>
+        <w:spacing w:before="0" w:after="40"/>
+      </w:pPr>
+      <w:r>
+        <w:rPr>
+          <w:rFonts w:ascii="Segoe UI" w:hAnsi="Segoe UI"/>
+          <w:color w:val="374151"/>
+          <w:sz w:val="21"/>
+        </w:rPr>
+        <w:t>**TikTok Shop**: Out of Stock, Courier Pick-up Failure, or Customer Address Error.</w:t>
+      </w:r>
+    </w:p>
+    <w:p>
+      <w:pPr>
+        <w:pStyle w:val="ListNumber"/>
+        <w:spacing w:before="0" w:after="40"/>
+      </w:pPr>
+      <w:r>
+        <w:rPr>
+          <w:rFonts w:ascii="Segoe UI" w:hAnsi="Segoe UI"/>
+          <w:color w:val="374151"/>
+          <w:sz w:val="21"/>
+        </w:rPr>
+        <w:t>Click **Confirm Cancellation** to dispatch the API cancellation sync call and mark the order as `Cancelled`.</w:t>
+      </w:r>
+    </w:p>
+    <w:p>
+      <w:pPr>
+        <w:keepNext/>
+        <w:spacing w:before="240" w:after="80"/>
+      </w:pPr>
+      <w:r>
+        <w:rPr>
+          <w:rFonts w:ascii="Segoe UI" w:hAnsi="Segoe UI"/>
+          <w:b/>
+          <w:color w:val="374151"/>
+          <w:sz w:val="24"/>
+        </w:rPr>
+        <w:t>8.3 Document Printing (AWB, Invoice, Picklist)</w:t>
+      </w:r>
+    </w:p>
+    <w:p>
+      <w:pPr>
+        <w:pStyle w:val="ListNumber"/>
+        <w:spacing w:before="0" w:after="40"/>
+      </w:pPr>
+      <w:r>
+        <w:rPr>
+          <w:rFonts w:ascii="Segoe UI" w:hAnsi="Segoe UI"/>
+          <w:color w:val="374151"/>
+          <w:sz w:val="21"/>
+        </w:rPr>
+        <w:t>Select one or more order rows using the left-hand checkboxes.</w:t>
+      </w:r>
+    </w:p>
+    <w:p>
+      <w:pPr>
+        <w:pStyle w:val="ListNumber"/>
+        <w:spacing w:before="0" w:after="40"/>
+      </w:pPr>
+      <w:r>
+        <w:rPr>
+          <w:rFonts w:ascii="Segoe UI" w:hAnsi="Segoe UI"/>
+          <w:color w:val="374151"/>
+          <w:sz w:val="21"/>
+        </w:rPr>
+        <w:t>Click **Print AWB**, **Print Invoice**, or **Print Picklist** at the top.</w:t>
+      </w:r>
+    </w:p>
+    <w:p>
+      <w:pPr>
+        <w:pStyle w:val="ListNumber"/>
+        <w:spacing w:before="0" w:after="40"/>
+      </w:pPr>
+      <w:r>
+        <w:rPr>
+          <w:rFonts w:ascii="Segoe UI" w:hAnsi="Segoe UI"/>
+          <w:color w:val="374151"/>
+          <w:sz w:val="21"/>
+        </w:rPr>
+        <w:t>The **Thermal Printing Queue Logs** console will expand, displaying the real-time compilation files compiled from the Shopee/Lazada/TikTok document streaming APIs.</w:t>
+      </w:r>
+    </w:p>
     <w:sectPr>
       <w:pgSz w:w="12240" w:h="15840"/>
       <w:pgMar w:top="1440" w:right="1440" w:bottom="1440" w:left="1440" w:header="720" w:footer="720" w:gutter="0"/>

--- a/docs/User_Manual.docx
+++ b/docs/User_Manual.docx
@@ -1740,7 +1740,7 @@
           <w:color w:val="374151"/>
           <w:sz w:val="21"/>
         </w:rPr>
-        <w:t>Navigate to the **Merchant Profile** tab on the sidebar to adjust security parameters, postpaid subscription plans, and workspace limits.</w:t>
+        <w:t>Navigate to the **Merchant Profile** tab on the sidebar. The panel is split into two sub-tabs: **Personal &amp; Security** and **Subscription Plans**.</w:t>
       </w:r>
     </w:p>
     <w:p>
@@ -1755,7 +1755,20 @@
           <w:color w:val="374151"/>
           <w:sz w:val="24"/>
         </w:rPr>
-        <w:t>5.1 Editing Profile Identity</w:t>
+        <w:t>5.1 Personal &amp; Security Sub-tab</w:t>
+      </w:r>
+    </w:p>
+    <w:p>
+      <w:pPr>
+        <w:spacing w:before="0" w:after="120" w:line="276" w:lineRule="auto"/>
+      </w:pPr>
+      <w:r>
+        <w:rPr>
+          <w:rFonts w:ascii="Segoe UI" w:hAnsi="Segoe UI"/>
+          <w:color w:val="374151"/>
+          <w:sz w:val="21"/>
+        </w:rPr>
+        <w:t>Under this tab, you can manage personal identity, update passwords, and manage active session terminals:</w:t>
       </w:r>
     </w:p>
     <w:p>
@@ -1844,6 +1857,34 @@
     </w:p>
     <w:p>
       <w:pPr>
+        <w:pStyle w:val="ListNumber"/>
+        <w:spacing w:before="0" w:after="40"/>
+      </w:pPr>
+      <w:r>
+        <w:rPr>
+          <w:rFonts w:ascii="Segoe UI" w:hAnsi="Segoe UI"/>
+          <w:color w:val="374151"/>
+          <w:sz w:val="21"/>
+        </w:rPr>
+        <w:t>Under **Update Credentials**, update account password and audit strength.</w:t>
+      </w:r>
+    </w:p>
+    <w:p>
+      <w:pPr>
+        <w:pStyle w:val="ListNumber"/>
+        <w:spacing w:before="0" w:after="40"/>
+      </w:pPr>
+      <w:r>
+        <w:rPr>
+          <w:rFonts w:ascii="Segoe UI" w:hAnsi="Segoe UI"/>
+          <w:color w:val="374151"/>
+          <w:sz w:val="21"/>
+        </w:rPr>
+        <w:t>Under **Active Authorized Terminals**, inspect or revoke device access tokens.</w:t>
+      </w:r>
+    </w:p>
+    <w:p>
+      <w:pPr>
         <w:keepNext/>
         <w:spacing w:before="240" w:after="80"/>
       </w:pPr>
@@ -1854,7 +1895,7 @@
           <w:color w:val="374151"/>
           <w:sz w:val="24"/>
         </w:rPr>
-        <w:t>5.2 Subscription Configuration (Postpay Model)</w:t>
+        <w:t>5.2 Subscription Plans Sub-tab</w:t>
       </w:r>
     </w:p>
     <w:p>
@@ -1882,6 +1923,20 @@
           <w:sz w:val="21"/>
         </w:rPr>
         <w:t>**Tiers &amp; Payment Method Selection**: You can change your active tier dropdown (Free, Basic, Advance) or select a Payment Method (Credit Card, PromptPay QR Autopay, E-Wallet) and click **Save Billing Info**.</w:t>
+      </w:r>
+    </w:p>
+    <w:p>
+      <w:pPr>
+        <w:pStyle w:val="ListBullet"/>
+        <w:spacing w:before="0" w:after="40"/>
+      </w:pPr>
+      <w:r>
+        <w:rPr>
+          <w:rFonts w:ascii="Segoe UI" w:hAnsi="Segoe UI"/>
+          <w:color w:val="374151"/>
+          <w:sz w:val="21"/>
+        </w:rPr>
+        <w:t>**Comparative Plan Grid**: Review the limits and benefits of the Free, Basic, and Advance tiers. Click **Upgrade to Basic** or **Upgrade to Advance** to trigger the multi-tab payment gateway and Thai PromptPay QR checkout overlay.</w:t>
       </w:r>
     </w:p>
     <w:p>
@@ -1923,7 +1978,7 @@
           <w:color w:val="374151"/>
           <w:sz w:val="21"/>
         </w:rPr>
-        <w:t>Under **Subscription &amp; Billing**, click the **Cancel Subscription** button.</w:t>
+        <w:t>Under **Subscription Plans**, click the **Cancel Subscription** button.</w:t>
       </w:r>
     </w:p>
     <w:p>
